--- a/public/2026/seq02/FICHE_S2-A06_UX_5eme.docx
+++ b/public/2026/seq02/FICHE_S2-A06_UX_5eme.docx
@@ -279,7 +279,7 @@
     </w:tbl>
     <w:p>
       <w:pPr>
-        <w:spacing w:after="60"/>
+        <w:spacing w:after="96"/>
       </w:pPr>
     </w:p>
     <w:tbl>
@@ -329,8 +329,8 @@
                 <w:bCs/>
                 <w:i w:val="false"/>
                 <w:iCs w:val="false"/>
-                <w:sz w:val="16"/>
-                <w:szCs w:val="16"/>
+                <w:sz w:val="24"/>
+                <w:szCs w:val="24"/>
               </w:rPr>
               <w:t xml:space="preserve">Nom : </w:t>
             </w:r>
@@ -341,10 +341,10 @@
                 <w:bCs w:val="false"/>
                 <w:i w:val="false"/>
                 <w:iCs w:val="false"/>
-                <w:sz w:val="16"/>
-                <w:szCs w:val="16"/>
-              </w:rPr>
-              <w:t xml:space="preserve">....................................</w:t>
+                <w:sz w:val="24"/>
+                <w:szCs w:val="24"/>
+              </w:rPr>
+              <w:t xml:space="preserve">...................</w:t>
             </w:r>
           </w:p>
         </w:tc>
@@ -376,8 +376,8 @@
                 <w:bCs/>
                 <w:i w:val="false"/>
                 <w:iCs w:val="false"/>
-                <w:sz w:val="16"/>
-                <w:szCs w:val="16"/>
+                <w:sz w:val="24"/>
+                <w:szCs w:val="24"/>
               </w:rPr>
               <w:t xml:space="preserve">Prénom : </w:t>
             </w:r>
@@ -388,10 +388,10 @@
                 <w:bCs w:val="false"/>
                 <w:i w:val="false"/>
                 <w:iCs w:val="false"/>
-                <w:sz w:val="16"/>
-                <w:szCs w:val="16"/>
-              </w:rPr>
-              <w:t xml:space="preserve">...............................</w:t>
+                <w:sz w:val="24"/>
+                <w:szCs w:val="24"/>
+              </w:rPr>
+              <w:t xml:space="preserve">................</w:t>
             </w:r>
           </w:p>
         </w:tc>
@@ -423,8 +423,8 @@
                 <w:bCs/>
                 <w:i w:val="false"/>
                 <w:iCs w:val="false"/>
-                <w:sz w:val="16"/>
-                <w:szCs w:val="16"/>
+                <w:sz w:val="24"/>
+                <w:szCs w:val="24"/>
               </w:rPr>
               <w:t xml:space="preserve">Classe : </w:t>
             </w:r>
@@ -435,10 +435,10 @@
                 <w:bCs w:val="false"/>
                 <w:i w:val="false"/>
                 <w:iCs w:val="false"/>
-                <w:sz w:val="16"/>
-                <w:szCs w:val="16"/>
-              </w:rPr>
-              <w:t xml:space="preserve">..........</w:t>
+                <w:sz w:val="24"/>
+                <w:szCs w:val="24"/>
+              </w:rPr>
+              <w:t xml:space="preserve">......</w:t>
             </w:r>
           </w:p>
         </w:tc>
@@ -470,8 +470,8 @@
                 <w:bCs/>
                 <w:i w:val="false"/>
                 <w:iCs w:val="false"/>
-                <w:sz w:val="16"/>
-                <w:szCs w:val="16"/>
+                <w:sz w:val="24"/>
+                <w:szCs w:val="24"/>
               </w:rPr>
               <w:t xml:space="preserve">Maison : </w:t>
             </w:r>
@@ -482,10 +482,10 @@
                 <w:bCs w:val="false"/>
                 <w:i w:val="false"/>
                 <w:iCs w:val="false"/>
-                <w:sz w:val="16"/>
-                <w:szCs w:val="16"/>
-              </w:rPr>
-              <w:t xml:space="preserve">................</w:t>
+                <w:sz w:val="24"/>
+                <w:szCs w:val="24"/>
+              </w:rPr>
+              <w:t xml:space="preserve">......</w:t>
             </w:r>
           </w:p>
         </w:tc>
@@ -493,7 +493,7 @@
     </w:tbl>
     <w:p>
       <w:pPr>
-        <w:spacing w:after="60"/>
+        <w:spacing w:after="96"/>
       </w:pPr>
     </w:p>
     <w:tbl>
@@ -542,8 +542,8 @@
                 <w:bCs/>
                 <w:i w:val="false"/>
                 <w:iCs w:val="false"/>
-                <w:sz w:val="24"/>
-                <w:szCs w:val="24"/>
+                <w:sz w:val="32"/>
+                <w:szCs w:val="32"/>
               </w:rPr>
               <w:t xml:space="preserve">L'EXPÉRIENCE UTILISATEUR — FACILE OU GALÈRE ?</w:t>
             </w:r>
@@ -553,7 +553,7 @@
     </w:tbl>
     <w:p>
       <w:pPr>
-        <w:spacing w:after="60"/>
+        <w:spacing w:after="96"/>
       </w:pPr>
     </w:p>
     <w:tbl>
@@ -591,17 +591,17 @@
           </w:tcPr>
           <w:p>
             <w:pPr>
-              <w:spacing w:after="30"/>
-            </w:pPr>
-            <w:r>
-              <w:rPr>
-                <w:rFonts w:ascii="Arial" w:cs="Arial" w:eastAsia="Arial" w:hAnsi="Arial"/>
-                <w:b w:val="false"/>
-                <w:bCs w:val="false"/>
-                <w:i w:val="false"/>
-                <w:iCs w:val="false"/>
-                <w:sz w:val="18"/>
-                <w:szCs w:val="18"/>
+              <w:spacing w:after="48"/>
+            </w:pPr>
+            <w:r>
+              <w:rPr>
+                <w:rFonts w:ascii="Arial" w:cs="Arial" w:eastAsia="Arial" w:hAnsi="Arial"/>
+                <w:b w:val="false"/>
+                <w:bCs w:val="false"/>
+                <w:i w:val="false"/>
+                <w:iCs w:val="false"/>
+                <w:sz w:val="26"/>
+                <w:szCs w:val="26"/>
               </w:rPr>
               <w:t xml:space="preserve">Deux distributeurs de boissons vendent exactement les mêmes produits, au même prix. Devant le premier, tout le monde achète en quelques secondes. Devant le second, les clients s'énervent, se trompent… puis abandonnent.</w:t>
             </w:r>
@@ -617,8 +617,8 @@
                 <w:bCs/>
                 <w:i/>
                 <w:iCs/>
-                <w:sz w:val="18"/>
-                <w:szCs w:val="18"/>
+                <w:sz w:val="26"/>
+                <w:szCs w:val="26"/>
               </w:rPr>
               <w:t xml:space="preserve">PROBLÉMATIQUE : Pourquoi deux objets qui rendent le même service ne sont-ils pas aussi agréables à utiliser ?</w:t>
             </w:r>
@@ -628,7 +628,7 @@
     </w:tbl>
     <w:p>
       <w:pPr>
-        <w:spacing w:after="80"/>
+        <w:spacing w:after="128"/>
       </w:pPr>
     </w:p>
     <w:tbl>
@@ -676,8 +676,8 @@
                 <w:bCs/>
                 <w:i w:val="false"/>
                 <w:iCs w:val="false"/>
-                <w:sz w:val="20"/>
-                <w:szCs w:val="20"/>
+                <w:sz w:val="28"/>
+                <w:szCs w:val="28"/>
               </w:rPr>
               <w:t xml:space="preserve">PARTIE 1 — Je teste des objets de la salle</w:t>
             </w:r>
@@ -687,12 +687,12 @@
     </w:tbl>
     <w:p>
       <w:pPr>
-        <w:spacing w:after="40"/>
+        <w:spacing w:after="64"/>
       </w:pPr>
     </w:p>
     <w:p>
       <w:pPr>
-        <w:spacing w:after="60"/>
+        <w:spacing w:after="96"/>
       </w:pPr>
       <w:r>
         <w:rPr>
@@ -701,8 +701,8 @@
           <w:bCs/>
           <w:i w:val="false"/>
           <w:iCs w:val="false"/>
-          <w:sz w:val="18"/>
-          <w:szCs w:val="18"/>
+          <w:sz w:val="26"/>
+          <w:szCs w:val="26"/>
         </w:rPr>
         <w:t xml:space="preserve">➤ </w:t>
       </w:r>
@@ -713,8 +713,8 @@
           <w:bCs w:val="false"/>
           <w:i w:val="false"/>
           <w:iCs w:val="false"/>
-          <w:sz w:val="18"/>
-          <w:szCs w:val="18"/>
+          <w:sz w:val="26"/>
+          <w:szCs w:val="26"/>
         </w:rPr>
         <w:t xml:space="preserve">Manipule réellement chaque objet, puis complète le tableau. Sois honnête : c'est ton ressenti d'utilisateur qui compte.</w:t>
       </w:r>
@@ -768,8 +768,8 @@
                 <w:bCs/>
                 <w:i w:val="false"/>
                 <w:iCs w:val="false"/>
-                <w:sz w:val="16"/>
-                <w:szCs w:val="16"/>
+                <w:sz w:val="24"/>
+                <w:szCs w:val="24"/>
               </w:rPr>
               <w:t xml:space="preserve">Objet testé</w:t>
             </w:r>
@@ -805,8 +805,8 @@
                 <w:bCs/>
                 <w:i w:val="false"/>
                 <w:iCs w:val="false"/>
-                <w:sz w:val="14"/>
-                <w:szCs w:val="14"/>
+                <w:sz w:val="22"/>
+                <w:szCs w:val="22"/>
               </w:rPr>
               <w:t xml:space="preserve">Je comprends tout de suite ?</w:t>
             </w:r>
@@ -842,8 +842,8 @@
                 <w:bCs/>
                 <w:i w:val="false"/>
                 <w:iCs w:val="false"/>
-                <w:sz w:val="16"/>
-                <w:szCs w:val="16"/>
+                <w:sz w:val="24"/>
+                <w:szCs w:val="24"/>
               </w:rPr>
               <w:t xml:space="preserve">Effort demandé</w:t>
             </w:r>
@@ -879,8 +879,8 @@
                 <w:bCs/>
                 <w:i w:val="false"/>
                 <w:iCs w:val="false"/>
-                <w:sz w:val="16"/>
-                <w:szCs w:val="16"/>
+                <w:sz w:val="24"/>
+                <w:szCs w:val="24"/>
               </w:rPr>
               <w:t xml:space="preserve">Note d'expérience /5</w:t>
             </w:r>
@@ -916,8 +916,8 @@
                 <w:bCs w:val="false"/>
                 <w:i w:val="false"/>
                 <w:iCs w:val="false"/>
-                <w:sz w:val="16"/>
-                <w:szCs w:val="16"/>
+                <w:sz w:val="24"/>
+                <w:szCs w:val="24"/>
               </w:rPr>
               <w:t xml:space="preserve">1. La porte de la salle 207</w:t>
             </w:r>
@@ -952,8 +952,8 @@
                 <w:bCs w:val="false"/>
                 <w:i w:val="false"/>
                 <w:iCs w:val="false"/>
-                <w:sz w:val="16"/>
-                <w:szCs w:val="16"/>
+                <w:sz w:val="24"/>
+                <w:szCs w:val="24"/>
               </w:rPr>
               <w:t xml:space="preserve">☐ </w:t>
             </w:r>
@@ -964,8 +964,8 @@
                 <w:bCs w:val="false"/>
                 <w:i w:val="false"/>
                 <w:iCs w:val="false"/>
-                <w:sz w:val="16"/>
-                <w:szCs w:val="16"/>
+                <w:sz w:val="24"/>
+                <w:szCs w:val="24"/>
               </w:rPr>
               <w:t xml:space="preserve">oui   </w:t>
             </w:r>
@@ -976,8 +976,8 @@
                 <w:bCs w:val="false"/>
                 <w:i w:val="false"/>
                 <w:iCs w:val="false"/>
-                <w:sz w:val="16"/>
-                <w:szCs w:val="16"/>
+                <w:sz w:val="24"/>
+                <w:szCs w:val="24"/>
               </w:rPr>
               <w:t xml:space="preserve">☐ </w:t>
             </w:r>
@@ -988,8 +988,8 @@
                 <w:bCs w:val="false"/>
                 <w:i w:val="false"/>
                 <w:iCs w:val="false"/>
-                <w:sz w:val="16"/>
-                <w:szCs w:val="16"/>
+                <w:sz w:val="24"/>
+                <w:szCs w:val="24"/>
               </w:rPr>
               <w:t xml:space="preserve">non   </w:t>
             </w:r>
@@ -1024,8 +1024,8 @@
                 <w:bCs w:val="false"/>
                 <w:i w:val="false"/>
                 <w:iCs w:val="false"/>
-                <w:sz w:val="14"/>
-                <w:szCs w:val="14"/>
+                <w:sz w:val="22"/>
+                <w:szCs w:val="22"/>
               </w:rPr>
               <w:t xml:space="preserve">☐ </w:t>
             </w:r>
@@ -1036,8 +1036,8 @@
                 <w:bCs w:val="false"/>
                 <w:i w:val="false"/>
                 <w:iCs w:val="false"/>
-                <w:sz w:val="14"/>
-                <w:szCs w:val="14"/>
+                <w:sz w:val="22"/>
+                <w:szCs w:val="22"/>
               </w:rPr>
               <w:t xml:space="preserve">faible   </w:t>
             </w:r>
@@ -1048,8 +1048,8 @@
                 <w:bCs w:val="false"/>
                 <w:i w:val="false"/>
                 <w:iCs w:val="false"/>
-                <w:sz w:val="14"/>
-                <w:szCs w:val="14"/>
+                <w:sz w:val="22"/>
+                <w:szCs w:val="22"/>
               </w:rPr>
               <w:t xml:space="preserve">☐ </w:t>
             </w:r>
@@ -1060,8 +1060,8 @@
                 <w:bCs w:val="false"/>
                 <w:i w:val="false"/>
                 <w:iCs w:val="false"/>
-                <w:sz w:val="14"/>
-                <w:szCs w:val="14"/>
+                <w:sz w:val="22"/>
+                <w:szCs w:val="22"/>
               </w:rPr>
               <w:t xml:space="preserve">moyen   </w:t>
             </w:r>
@@ -1072,8 +1072,8 @@
                 <w:bCs w:val="false"/>
                 <w:i w:val="false"/>
                 <w:iCs w:val="false"/>
-                <w:sz w:val="14"/>
-                <w:szCs w:val="14"/>
+                <w:sz w:val="22"/>
+                <w:szCs w:val="22"/>
               </w:rPr>
               <w:t xml:space="preserve">☐ </w:t>
             </w:r>
@@ -1084,8 +1084,8 @@
                 <w:bCs w:val="false"/>
                 <w:i w:val="false"/>
                 <w:iCs w:val="false"/>
-                <w:sz w:val="14"/>
-                <w:szCs w:val="14"/>
+                <w:sz w:val="22"/>
+                <w:szCs w:val="22"/>
               </w:rPr>
               <w:t xml:space="preserve">fort   </w:t>
             </w:r>
@@ -1120,10 +1120,10 @@
                 <w:bCs w:val="false"/>
                 <w:i w:val="false"/>
                 <w:iCs w:val="false"/>
-                <w:sz w:val="16"/>
-                <w:szCs w:val="16"/>
-              </w:rPr>
-              <w:t xml:space="preserve">........... / 5</w:t>
+                <w:sz w:val="24"/>
+                <w:szCs w:val="24"/>
+              </w:rPr>
+              <w:t xml:space="preserve">...... / 5</w:t>
             </w:r>
           </w:p>
         </w:tc>
@@ -1157,8 +1157,8 @@
                 <w:bCs w:val="false"/>
                 <w:i w:val="false"/>
                 <w:iCs w:val="false"/>
-                <w:sz w:val="16"/>
-                <w:szCs w:val="16"/>
+                <w:sz w:val="24"/>
+                <w:szCs w:val="24"/>
               </w:rPr>
               <w:t xml:space="preserve">2. Une souris d'ordinateur</w:t>
             </w:r>
@@ -1193,8 +1193,8 @@
                 <w:bCs w:val="false"/>
                 <w:i w:val="false"/>
                 <w:iCs w:val="false"/>
-                <w:sz w:val="16"/>
-                <w:szCs w:val="16"/>
+                <w:sz w:val="24"/>
+                <w:szCs w:val="24"/>
               </w:rPr>
               <w:t xml:space="preserve">☐ </w:t>
             </w:r>
@@ -1205,8 +1205,8 @@
                 <w:bCs w:val="false"/>
                 <w:i w:val="false"/>
                 <w:iCs w:val="false"/>
-                <w:sz w:val="16"/>
-                <w:szCs w:val="16"/>
+                <w:sz w:val="24"/>
+                <w:szCs w:val="24"/>
               </w:rPr>
               <w:t xml:space="preserve">oui   </w:t>
             </w:r>
@@ -1217,8 +1217,8 @@
                 <w:bCs w:val="false"/>
                 <w:i w:val="false"/>
                 <w:iCs w:val="false"/>
-                <w:sz w:val="16"/>
-                <w:szCs w:val="16"/>
+                <w:sz w:val="24"/>
+                <w:szCs w:val="24"/>
               </w:rPr>
               <w:t xml:space="preserve">☐ </w:t>
             </w:r>
@@ -1229,8 +1229,8 @@
                 <w:bCs w:val="false"/>
                 <w:i w:val="false"/>
                 <w:iCs w:val="false"/>
-                <w:sz w:val="16"/>
-                <w:szCs w:val="16"/>
+                <w:sz w:val="24"/>
+                <w:szCs w:val="24"/>
               </w:rPr>
               <w:t xml:space="preserve">non   </w:t>
             </w:r>
@@ -1265,8 +1265,8 @@
                 <w:bCs w:val="false"/>
                 <w:i w:val="false"/>
                 <w:iCs w:val="false"/>
-                <w:sz w:val="14"/>
-                <w:szCs w:val="14"/>
+                <w:sz w:val="22"/>
+                <w:szCs w:val="22"/>
               </w:rPr>
               <w:t xml:space="preserve">☐ </w:t>
             </w:r>
@@ -1277,8 +1277,8 @@
                 <w:bCs w:val="false"/>
                 <w:i w:val="false"/>
                 <w:iCs w:val="false"/>
-                <w:sz w:val="14"/>
-                <w:szCs w:val="14"/>
+                <w:sz w:val="22"/>
+                <w:szCs w:val="22"/>
               </w:rPr>
               <w:t xml:space="preserve">faible   </w:t>
             </w:r>
@@ -1289,8 +1289,8 @@
                 <w:bCs w:val="false"/>
                 <w:i w:val="false"/>
                 <w:iCs w:val="false"/>
-                <w:sz w:val="14"/>
-                <w:szCs w:val="14"/>
+                <w:sz w:val="22"/>
+                <w:szCs w:val="22"/>
               </w:rPr>
               <w:t xml:space="preserve">☐ </w:t>
             </w:r>
@@ -1301,8 +1301,8 @@
                 <w:bCs w:val="false"/>
                 <w:i w:val="false"/>
                 <w:iCs w:val="false"/>
-                <w:sz w:val="14"/>
-                <w:szCs w:val="14"/>
+                <w:sz w:val="22"/>
+                <w:szCs w:val="22"/>
               </w:rPr>
               <w:t xml:space="preserve">moyen   </w:t>
             </w:r>
@@ -1313,8 +1313,8 @@
                 <w:bCs w:val="false"/>
                 <w:i w:val="false"/>
                 <w:iCs w:val="false"/>
-                <w:sz w:val="14"/>
-                <w:szCs w:val="14"/>
+                <w:sz w:val="22"/>
+                <w:szCs w:val="22"/>
               </w:rPr>
               <w:t xml:space="preserve">☐ </w:t>
             </w:r>
@@ -1325,8 +1325,8 @@
                 <w:bCs w:val="false"/>
                 <w:i w:val="false"/>
                 <w:iCs w:val="false"/>
-                <w:sz w:val="14"/>
-                <w:szCs w:val="14"/>
+                <w:sz w:val="22"/>
+                <w:szCs w:val="22"/>
               </w:rPr>
               <w:t xml:space="preserve">fort   </w:t>
             </w:r>
@@ -1361,10 +1361,10 @@
                 <w:bCs w:val="false"/>
                 <w:i w:val="false"/>
                 <w:iCs w:val="false"/>
-                <w:sz w:val="16"/>
-                <w:szCs w:val="16"/>
-              </w:rPr>
-              <w:t xml:space="preserve">........... / 5</w:t>
+                <w:sz w:val="24"/>
+                <w:szCs w:val="24"/>
+              </w:rPr>
+              <w:t xml:space="preserve">...... / 5</w:t>
             </w:r>
           </w:p>
         </w:tc>
@@ -1398,8 +1398,8 @@
                 <w:bCs w:val="false"/>
                 <w:i w:val="false"/>
                 <w:iCs w:val="false"/>
-                <w:sz w:val="16"/>
-                <w:szCs w:val="16"/>
+                <w:sz w:val="24"/>
+                <w:szCs w:val="24"/>
               </w:rPr>
               <w:t xml:space="preserve">3. Ta trousse (ouverture / fermeture)</w:t>
             </w:r>
@@ -1434,8 +1434,8 @@
                 <w:bCs w:val="false"/>
                 <w:i w:val="false"/>
                 <w:iCs w:val="false"/>
-                <w:sz w:val="16"/>
-                <w:szCs w:val="16"/>
+                <w:sz w:val="24"/>
+                <w:szCs w:val="24"/>
               </w:rPr>
               <w:t xml:space="preserve">☐ </w:t>
             </w:r>
@@ -1446,8 +1446,8 @@
                 <w:bCs w:val="false"/>
                 <w:i w:val="false"/>
                 <w:iCs w:val="false"/>
-                <w:sz w:val="16"/>
-                <w:szCs w:val="16"/>
+                <w:sz w:val="24"/>
+                <w:szCs w:val="24"/>
               </w:rPr>
               <w:t xml:space="preserve">oui   </w:t>
             </w:r>
@@ -1458,8 +1458,8 @@
                 <w:bCs w:val="false"/>
                 <w:i w:val="false"/>
                 <w:iCs w:val="false"/>
-                <w:sz w:val="16"/>
-                <w:szCs w:val="16"/>
+                <w:sz w:val="24"/>
+                <w:szCs w:val="24"/>
               </w:rPr>
               <w:t xml:space="preserve">☐ </w:t>
             </w:r>
@@ -1470,8 +1470,8 @@
                 <w:bCs w:val="false"/>
                 <w:i w:val="false"/>
                 <w:iCs w:val="false"/>
-                <w:sz w:val="16"/>
-                <w:szCs w:val="16"/>
+                <w:sz w:val="24"/>
+                <w:szCs w:val="24"/>
               </w:rPr>
               <w:t xml:space="preserve">non   </w:t>
             </w:r>
@@ -1506,8 +1506,8 @@
                 <w:bCs w:val="false"/>
                 <w:i w:val="false"/>
                 <w:iCs w:val="false"/>
-                <w:sz w:val="14"/>
-                <w:szCs w:val="14"/>
+                <w:sz w:val="22"/>
+                <w:szCs w:val="22"/>
               </w:rPr>
               <w:t xml:space="preserve">☐ </w:t>
             </w:r>
@@ -1518,8 +1518,8 @@
                 <w:bCs w:val="false"/>
                 <w:i w:val="false"/>
                 <w:iCs w:val="false"/>
-                <w:sz w:val="14"/>
-                <w:szCs w:val="14"/>
+                <w:sz w:val="22"/>
+                <w:szCs w:val="22"/>
               </w:rPr>
               <w:t xml:space="preserve">faible   </w:t>
             </w:r>
@@ -1530,8 +1530,8 @@
                 <w:bCs w:val="false"/>
                 <w:i w:val="false"/>
                 <w:iCs w:val="false"/>
-                <w:sz w:val="14"/>
-                <w:szCs w:val="14"/>
+                <w:sz w:val="22"/>
+                <w:szCs w:val="22"/>
               </w:rPr>
               <w:t xml:space="preserve">☐ </w:t>
             </w:r>
@@ -1542,8 +1542,8 @@
                 <w:bCs w:val="false"/>
                 <w:i w:val="false"/>
                 <w:iCs w:val="false"/>
-                <w:sz w:val="14"/>
-                <w:szCs w:val="14"/>
+                <w:sz w:val="22"/>
+                <w:szCs w:val="22"/>
               </w:rPr>
               <w:t xml:space="preserve">moyen   </w:t>
             </w:r>
@@ -1554,8 +1554,8 @@
                 <w:bCs w:val="false"/>
                 <w:i w:val="false"/>
                 <w:iCs w:val="false"/>
-                <w:sz w:val="14"/>
-                <w:szCs w:val="14"/>
+                <w:sz w:val="22"/>
+                <w:szCs w:val="22"/>
               </w:rPr>
               <w:t xml:space="preserve">☐ </w:t>
             </w:r>
@@ -1566,8 +1566,8 @@
                 <w:bCs w:val="false"/>
                 <w:i w:val="false"/>
                 <w:iCs w:val="false"/>
-                <w:sz w:val="14"/>
-                <w:szCs w:val="14"/>
+                <w:sz w:val="22"/>
+                <w:szCs w:val="22"/>
               </w:rPr>
               <w:t xml:space="preserve">fort   </w:t>
             </w:r>
@@ -1602,10 +1602,10 @@
                 <w:bCs w:val="false"/>
                 <w:i w:val="false"/>
                 <w:iCs w:val="false"/>
-                <w:sz w:val="16"/>
-                <w:szCs w:val="16"/>
-              </w:rPr>
-              <w:t xml:space="preserve">........... / 5</w:t>
+                <w:sz w:val="24"/>
+                <w:szCs w:val="24"/>
+              </w:rPr>
+              <w:t xml:space="preserve">...... / 5</w:t>
             </w:r>
           </w:p>
         </w:tc>
@@ -1613,12 +1613,12 @@
     </w:tbl>
     <w:p>
       <w:pPr>
-        <w:spacing w:after="40"/>
+        <w:spacing w:after="64"/>
       </w:pPr>
     </w:p>
     <w:p>
       <w:pPr>
-        <w:spacing w:after="60"/>
+        <w:spacing w:after="96"/>
       </w:pPr>
       <w:r>
         <w:rPr>
@@ -1627,8 +1627,8 @@
           <w:bCs w:val="false"/>
           <w:i w:val="false"/>
           <w:iCs w:val="false"/>
-          <w:sz w:val="16"/>
-          <w:szCs w:val="16"/>
+          <w:sz w:val="24"/>
+          <w:szCs w:val="24"/>
         </w:rPr>
         <w:t xml:space="preserve">Quel objet offre la meilleure expérience ? Pourquoi ? </w:t>
       </w:r>
@@ -1639,15 +1639,15 @@
           <w:bCs w:val="false"/>
           <w:i w:val="false"/>
           <w:iCs w:val="false"/>
-          <w:sz w:val="16"/>
-          <w:szCs w:val="16"/>
+          <w:sz w:val="24"/>
+          <w:szCs w:val="24"/>
         </w:rPr>
-        <w:t xml:space="preserve">....................................................</w:t>
+        <w:t xml:space="preserve">.................................</w:t>
       </w:r>
     </w:p>
     <w:p>
       <w:pPr>
-        <w:spacing w:after="70"/>
+        <w:spacing w:after="112"/>
       </w:pPr>
       <w:r>
         <w:rPr>
@@ -1656,15 +1656,15 @@
           <w:bCs w:val="false"/>
           <w:i w:val="false"/>
           <w:iCs w:val="false"/>
-          <w:sz w:val="16"/>
-          <w:szCs w:val="16"/>
+          <w:sz w:val="24"/>
+          <w:szCs w:val="24"/>
         </w:rPr>
-        <w:t xml:space="preserve">......................................................................................................................</w:t>
+        <w:t xml:space="preserve">.............................................................................</w:t>
       </w:r>
     </w:p>
     <w:p>
       <w:pPr>
-        <w:spacing w:after="40"/>
+        <w:spacing w:after="64"/>
       </w:pPr>
     </w:p>
     <w:tbl>
@@ -1712,8 +1712,8 @@
                 <w:bCs/>
                 <w:i w:val="false"/>
                 <w:iCs w:val="false"/>
-                <w:sz w:val="20"/>
-                <w:szCs w:val="20"/>
+                <w:sz w:val="28"/>
+                <w:szCs w:val="28"/>
               </w:rPr>
               <w:t xml:space="preserve">PARTIE 2 — Trois mots à ne pas confondre</w:t>
             </w:r>
@@ -1723,7 +1723,7 @@
     </w:tbl>
     <w:p>
       <w:pPr>
-        <w:spacing w:after="40"/>
+        <w:spacing w:after="64"/>
       </w:pPr>
     </w:p>
     <w:tbl>
@@ -1761,7 +1761,7 @@
           </w:tcPr>
           <w:p>
             <w:pPr>
-              <w:spacing w:after="40"/>
+              <w:spacing w:after="64"/>
             </w:pPr>
             <w:commentRangeStart w:id="0"/>
             <w:r>
@@ -1771,8 +1771,8 @@
                 <w:bCs/>
                 <w:i w:val="false"/>
                 <w:iCs w:val="false"/>
-                <w:sz w:val="18"/>
-                <w:szCs w:val="18"/>
+                <w:sz w:val="26"/>
+                <w:szCs w:val="26"/>
               </w:rPr>
               <w:t xml:space="preserve">DÉFINITION — USAGE / UTILITÉ / EXPÉRIENCE UTILISATEUR (UX)</w:t>
             </w:r>
@@ -1786,53 +1786,53 @@
           </w:p>
           <w:p>
             <w:pPr>
-              <w:spacing w:after="50"/>
-            </w:pPr>
-            <w:r>
-              <w:rPr>
-                <w:rFonts w:ascii="Arial" w:cs="Arial" w:eastAsia="Arial" w:hAnsi="Arial"/>
-                <w:b w:val="false"/>
-                <w:bCs w:val="false"/>
-                <w:i w:val="false"/>
-                <w:iCs w:val="false"/>
-                <w:sz w:val="16"/>
-                <w:szCs w:val="16"/>
-              </w:rPr>
-              <w:t xml:space="preserve">................................................................................................................</w:t>
-            </w:r>
-          </w:p>
-          <w:p>
-            <w:pPr>
-              <w:spacing w:after="50"/>
-            </w:pPr>
-            <w:r>
-              <w:rPr>
-                <w:rFonts w:ascii="Arial" w:cs="Arial" w:eastAsia="Arial" w:hAnsi="Arial"/>
-                <w:b w:val="false"/>
-                <w:bCs w:val="false"/>
-                <w:i w:val="false"/>
-                <w:iCs w:val="false"/>
-                <w:sz w:val="16"/>
-                <w:szCs w:val="16"/>
-              </w:rPr>
-              <w:t xml:space="preserve">................................................................................................................</w:t>
-            </w:r>
-          </w:p>
-          <w:p>
-            <w:pPr>
-              <w:spacing w:after="50"/>
-            </w:pPr>
-            <w:r>
-              <w:rPr>
-                <w:rFonts w:ascii="Arial" w:cs="Arial" w:eastAsia="Arial" w:hAnsi="Arial"/>
-                <w:b w:val="false"/>
-                <w:bCs w:val="false"/>
-                <w:i w:val="false"/>
-                <w:iCs w:val="false"/>
-                <w:sz w:val="16"/>
-                <w:szCs w:val="16"/>
-              </w:rPr>
-              <w:t xml:space="preserve">................................................................................................................</w:t>
+              <w:spacing w:after="80"/>
+            </w:pPr>
+            <w:r>
+              <w:rPr>
+                <w:rFonts w:ascii="Arial" w:cs="Arial" w:eastAsia="Arial" w:hAnsi="Arial"/>
+                <w:b w:val="false"/>
+                <w:bCs w:val="false"/>
+                <w:i w:val="false"/>
+                <w:iCs w:val="false"/>
+                <w:sz w:val="24"/>
+                <w:szCs w:val="24"/>
+              </w:rPr>
+              <w:t xml:space="preserve">.........................................................................</w:t>
+            </w:r>
+          </w:p>
+          <w:p>
+            <w:pPr>
+              <w:spacing w:after="80"/>
+            </w:pPr>
+            <w:r>
+              <w:rPr>
+                <w:rFonts w:ascii="Arial" w:cs="Arial" w:eastAsia="Arial" w:hAnsi="Arial"/>
+                <w:b w:val="false"/>
+                <w:bCs w:val="false"/>
+                <w:i w:val="false"/>
+                <w:iCs w:val="false"/>
+                <w:sz w:val="24"/>
+                <w:szCs w:val="24"/>
+              </w:rPr>
+              <w:t xml:space="preserve">.........................................................................</w:t>
+            </w:r>
+          </w:p>
+          <w:p>
+            <w:pPr>
+              <w:spacing w:after="80"/>
+            </w:pPr>
+            <w:r>
+              <w:rPr>
+                <w:rFonts w:ascii="Arial" w:cs="Arial" w:eastAsia="Arial" w:hAnsi="Arial"/>
+                <w:b w:val="false"/>
+                <w:bCs w:val="false"/>
+                <w:i w:val="false"/>
+                <w:iCs w:val="false"/>
+                <w:sz w:val="24"/>
+                <w:szCs w:val="24"/>
+              </w:rPr>
+              <w:t xml:space="preserve">.........................................................................</w:t>
             </w:r>
           </w:p>
         </w:tc>
@@ -1840,12 +1840,12 @@
     </w:tbl>
     <w:p>
       <w:pPr>
-        <w:spacing w:after="40"/>
+        <w:spacing w:after="64"/>
       </w:pPr>
     </w:p>
     <w:p>
       <w:pPr>
-        <w:spacing w:after="60"/>
+        <w:spacing w:after="96"/>
       </w:pPr>
       <w:r>
         <w:rPr>
@@ -1854,8 +1854,8 @@
           <w:bCs/>
           <w:i w:val="false"/>
           <w:iCs w:val="false"/>
-          <w:sz w:val="18"/>
-          <w:szCs w:val="18"/>
+          <w:sz w:val="26"/>
+          <w:szCs w:val="26"/>
         </w:rPr>
         <w:t xml:space="preserve">➤ </w:t>
       </w:r>
@@ -1866,8 +1866,8 @@
           <w:bCs w:val="false"/>
           <w:i w:val="false"/>
           <w:iCs w:val="false"/>
-          <w:sz w:val="18"/>
-          <w:szCs w:val="18"/>
+          <w:sz w:val="26"/>
+          <w:szCs w:val="26"/>
         </w:rPr>
         <w:t xml:space="preserve">Coche la bonne colonne pour chaque phrase : USAGE (USA), UTILITÉ (UTI) ou EXPÉRIENCE UTILISATEUR (UX).</w:t>
       </w:r>
@@ -1920,8 +1920,8 @@
                 <w:bCs/>
                 <w:i w:val="false"/>
                 <w:iCs w:val="false"/>
-                <w:sz w:val="16"/>
-                <w:szCs w:val="16"/>
+                <w:sz w:val="24"/>
+                <w:szCs w:val="24"/>
               </w:rPr>
               <w:t xml:space="preserve">À propos d'écouteurs Bluetooth, on entend…</w:t>
             </w:r>
@@ -1957,8 +1957,8 @@
                 <w:bCs/>
                 <w:i w:val="false"/>
                 <w:iCs w:val="false"/>
-                <w:sz w:val="14"/>
-                <w:szCs w:val="14"/>
+                <w:sz w:val="22"/>
+                <w:szCs w:val="22"/>
               </w:rPr>
               <w:t xml:space="preserve">USA</w:t>
             </w:r>
@@ -1994,8 +1994,8 @@
                 <w:bCs/>
                 <w:i w:val="false"/>
                 <w:iCs w:val="false"/>
-                <w:sz w:val="14"/>
-                <w:szCs w:val="14"/>
+                <w:sz w:val="22"/>
+                <w:szCs w:val="22"/>
               </w:rPr>
               <w:t xml:space="preserve">UTI</w:t>
             </w:r>
@@ -2031,8 +2031,8 @@
                 <w:bCs/>
                 <w:i w:val="false"/>
                 <w:iCs w:val="false"/>
-                <w:sz w:val="14"/>
-                <w:szCs w:val="14"/>
+                <w:sz w:val="22"/>
+                <w:szCs w:val="22"/>
               </w:rPr>
               <w:t xml:space="preserve">UX</w:t>
             </w:r>
@@ -2068,8 +2068,8 @@
                 <w:bCs w:val="false"/>
                 <w:i w:val="false"/>
                 <w:iCs w:val="false"/>
-                <w:sz w:val="16"/>
-                <w:szCs w:val="16"/>
+                <w:sz w:val="24"/>
+                <w:szCs w:val="24"/>
               </w:rPr>
               <w:t xml:space="preserve">« L'appairage Bluetooth est pénible : je dois m'y reprendre à trois fois. »</w:t>
             </w:r>
@@ -2104,8 +2104,8 @@
                 <w:bCs w:val="false"/>
                 <w:i w:val="false"/>
                 <w:iCs w:val="false"/>
-                <w:sz w:val="18"/>
-                <w:szCs w:val="18"/>
+                <w:sz w:val="26"/>
+                <w:szCs w:val="26"/>
               </w:rPr>
               <w:t xml:space="preserve">☐</w:t>
             </w:r>
@@ -2140,8 +2140,8 @@
                 <w:bCs w:val="false"/>
                 <w:i w:val="false"/>
                 <w:iCs w:val="false"/>
-                <w:sz w:val="18"/>
-                <w:szCs w:val="18"/>
+                <w:sz w:val="26"/>
+                <w:szCs w:val="26"/>
               </w:rPr>
               <w:t xml:space="preserve">☐</w:t>
             </w:r>
@@ -2176,8 +2176,8 @@
                 <w:bCs w:val="false"/>
                 <w:i w:val="false"/>
                 <w:iCs w:val="false"/>
-                <w:sz w:val="18"/>
-                <w:szCs w:val="18"/>
+                <w:sz w:val="26"/>
+                <w:szCs w:val="26"/>
               </w:rPr>
               <w:t xml:space="preserve">☐</w:t>
             </w:r>
@@ -2213,8 +2213,8 @@
                 <w:bCs w:val="false"/>
                 <w:i w:val="false"/>
                 <w:iCs w:val="false"/>
-                <w:sz w:val="16"/>
-                <w:szCs w:val="16"/>
+                <w:sz w:val="24"/>
+                <w:szCs w:val="24"/>
               </w:rPr>
               <w:t xml:space="preserve">« Ils servent à écouter de la musique sans fil. »</w:t>
             </w:r>
@@ -2249,8 +2249,8 @@
                 <w:bCs w:val="false"/>
                 <w:i w:val="false"/>
                 <w:iCs w:val="false"/>
-                <w:sz w:val="18"/>
-                <w:szCs w:val="18"/>
+                <w:sz w:val="26"/>
+                <w:szCs w:val="26"/>
               </w:rPr>
               <w:t xml:space="preserve">☐</w:t>
             </w:r>
@@ -2285,8 +2285,8 @@
                 <w:bCs w:val="false"/>
                 <w:i w:val="false"/>
                 <w:iCs w:val="false"/>
-                <w:sz w:val="18"/>
-                <w:szCs w:val="18"/>
+                <w:sz w:val="26"/>
+                <w:szCs w:val="26"/>
               </w:rPr>
               <w:t xml:space="preserve">☐</w:t>
             </w:r>
@@ -2321,8 +2321,8 @@
                 <w:bCs w:val="false"/>
                 <w:i w:val="false"/>
                 <w:iCs w:val="false"/>
-                <w:sz w:val="18"/>
-                <w:szCs w:val="18"/>
+                <w:sz w:val="26"/>
+                <w:szCs w:val="26"/>
               </w:rPr>
               <w:t xml:space="preserve">☐</w:t>
             </w:r>
@@ -2358,8 +2358,8 @@
                 <w:bCs w:val="false"/>
                 <w:i w:val="false"/>
                 <w:iCs w:val="false"/>
-                <w:sz w:val="16"/>
-                <w:szCs w:val="16"/>
+                <w:sz w:val="24"/>
+                <w:szCs w:val="24"/>
               </w:rPr>
               <w:t xml:space="preserve">« Mon frère s'en sert pour jouer, moi plutôt dans le bus. »</w:t>
             </w:r>
@@ -2394,8 +2394,8 @@
                 <w:bCs w:val="false"/>
                 <w:i w:val="false"/>
                 <w:iCs w:val="false"/>
-                <w:sz w:val="18"/>
-                <w:szCs w:val="18"/>
+                <w:sz w:val="26"/>
+                <w:szCs w:val="26"/>
               </w:rPr>
               <w:t xml:space="preserve">☐</w:t>
             </w:r>
@@ -2430,8 +2430,8 @@
                 <w:bCs w:val="false"/>
                 <w:i w:val="false"/>
                 <w:iCs w:val="false"/>
-                <w:sz w:val="18"/>
-                <w:szCs w:val="18"/>
+                <w:sz w:val="26"/>
+                <w:szCs w:val="26"/>
               </w:rPr>
               <w:t xml:space="preserve">☐</w:t>
             </w:r>
@@ -2466,8 +2466,8 @@
                 <w:bCs w:val="false"/>
                 <w:i w:val="false"/>
                 <w:iCs w:val="false"/>
-                <w:sz w:val="18"/>
-                <w:szCs w:val="18"/>
+                <w:sz w:val="26"/>
+                <w:szCs w:val="26"/>
               </w:rPr>
               <w:t xml:space="preserve">☐</w:t>
             </w:r>
@@ -2503,8 +2503,8 @@
                 <w:bCs w:val="false"/>
                 <w:i w:val="false"/>
                 <w:iCs w:val="false"/>
-                <w:sz w:val="16"/>
-                <w:szCs w:val="16"/>
+                <w:sz w:val="24"/>
+                <w:szCs w:val="24"/>
               </w:rPr>
               <w:t xml:space="preserve">« Ils sont si confortables que je les oublie dans mes oreilles. »</w:t>
             </w:r>
@@ -2539,8 +2539,8 @@
                 <w:bCs w:val="false"/>
                 <w:i w:val="false"/>
                 <w:iCs w:val="false"/>
-                <w:sz w:val="18"/>
-                <w:szCs w:val="18"/>
+                <w:sz w:val="26"/>
+                <w:szCs w:val="26"/>
               </w:rPr>
               <w:t xml:space="preserve">☐</w:t>
             </w:r>
@@ -2575,8 +2575,8 @@
                 <w:bCs w:val="false"/>
                 <w:i w:val="false"/>
                 <w:iCs w:val="false"/>
-                <w:sz w:val="18"/>
-                <w:szCs w:val="18"/>
+                <w:sz w:val="26"/>
+                <w:szCs w:val="26"/>
               </w:rPr>
               <w:t xml:space="preserve">☐</w:t>
             </w:r>
@@ -2611,8 +2611,8 @@
                 <w:bCs w:val="false"/>
                 <w:i w:val="false"/>
                 <w:iCs w:val="false"/>
-                <w:sz w:val="18"/>
-                <w:szCs w:val="18"/>
+                <w:sz w:val="26"/>
+                <w:szCs w:val="26"/>
               </w:rPr>
               <w:t xml:space="preserve">☐</w:t>
             </w:r>
@@ -2648,8 +2648,8 @@
                 <w:bCs w:val="false"/>
                 <w:i w:val="false"/>
                 <w:iCs w:val="false"/>
-                <w:sz w:val="16"/>
-                <w:szCs w:val="16"/>
+                <w:sz w:val="24"/>
+                <w:szCs w:val="24"/>
               </w:rPr>
               <w:t xml:space="preserve">« Ils permettent aussi de répondre au téléphone. »</w:t>
             </w:r>
@@ -2684,8 +2684,8 @@
                 <w:bCs w:val="false"/>
                 <w:i w:val="false"/>
                 <w:iCs w:val="false"/>
-                <w:sz w:val="18"/>
-                <w:szCs w:val="18"/>
+                <w:sz w:val="26"/>
+                <w:szCs w:val="26"/>
               </w:rPr>
               <w:t xml:space="preserve">☐</w:t>
             </w:r>
@@ -2720,8 +2720,8 @@
                 <w:bCs w:val="false"/>
                 <w:i w:val="false"/>
                 <w:iCs w:val="false"/>
-                <w:sz w:val="18"/>
-                <w:szCs w:val="18"/>
+                <w:sz w:val="26"/>
+                <w:szCs w:val="26"/>
               </w:rPr>
               <w:t xml:space="preserve">☐</w:t>
             </w:r>
@@ -2756,8 +2756,8 @@
                 <w:bCs w:val="false"/>
                 <w:i w:val="false"/>
                 <w:iCs w:val="false"/>
-                <w:sz w:val="18"/>
-                <w:szCs w:val="18"/>
+                <w:sz w:val="26"/>
+                <w:szCs w:val="26"/>
               </w:rPr>
               <w:t xml:space="preserve">☐</w:t>
             </w:r>
@@ -2793,8 +2793,8 @@
                 <w:bCs w:val="false"/>
                 <w:i w:val="false"/>
                 <w:iCs w:val="false"/>
-                <w:sz w:val="16"/>
-                <w:szCs w:val="16"/>
+                <w:sz w:val="24"/>
+                <w:szCs w:val="24"/>
               </w:rPr>
               <w:t xml:space="preserve">« Je les utilise surtout le soir, pour ne pas déranger la maison. »</w:t>
             </w:r>
@@ -2829,8 +2829,8 @@
                 <w:bCs w:val="false"/>
                 <w:i w:val="false"/>
                 <w:iCs w:val="false"/>
-                <w:sz w:val="18"/>
-                <w:szCs w:val="18"/>
+                <w:sz w:val="26"/>
+                <w:szCs w:val="26"/>
               </w:rPr>
               <w:t xml:space="preserve">☐</w:t>
             </w:r>
@@ -2865,8 +2865,8 @@
                 <w:bCs w:val="false"/>
                 <w:i w:val="false"/>
                 <w:iCs w:val="false"/>
-                <w:sz w:val="18"/>
-                <w:szCs w:val="18"/>
+                <w:sz w:val="26"/>
+                <w:szCs w:val="26"/>
               </w:rPr>
               <w:t xml:space="preserve">☐</w:t>
             </w:r>
@@ -2901,8 +2901,8 @@
                 <w:bCs w:val="false"/>
                 <w:i w:val="false"/>
                 <w:iCs w:val="false"/>
-                <w:sz w:val="18"/>
-                <w:szCs w:val="18"/>
+                <w:sz w:val="26"/>
+                <w:szCs w:val="26"/>
               </w:rPr>
               <w:t xml:space="preserve">☐</w:t>
             </w:r>
@@ -2912,7 +2912,7 @@
     </w:tbl>
     <w:p>
       <w:pPr>
-        <w:spacing w:after="40"/>
+        <w:spacing w:after="64"/>
       </w:pPr>
     </w:p>
     <w:tbl>
@@ -2960,8 +2960,8 @@
                 <w:bCs/>
                 <w:i w:val="false"/>
                 <w:iCs w:val="false"/>
-                <w:sz w:val="20"/>
-                <w:szCs w:val="20"/>
+                <w:sz w:val="28"/>
+                <w:szCs w:val="28"/>
               </w:rPr>
               <w:t xml:space="preserve">PARTIE 3 — Deux écrans, un gagnant  (document projeté au tableau)</w:t>
             </w:r>
@@ -2971,12 +2971,12 @@
     </w:tbl>
     <w:p>
       <w:pPr>
-        <w:spacing w:after="40"/>
+        <w:spacing w:after="64"/>
       </w:pPr>
     </w:p>
     <w:p>
       <w:pPr>
-        <w:spacing w:after="60"/>
+        <w:spacing w:after="96"/>
       </w:pPr>
       <w:r>
         <w:rPr>
@@ -2985,8 +2985,8 @@
           <w:bCs/>
           <w:i w:val="false"/>
           <w:iCs w:val="false"/>
-          <w:sz w:val="18"/>
-          <w:szCs w:val="18"/>
+          <w:sz w:val="26"/>
+          <w:szCs w:val="26"/>
         </w:rPr>
         <w:t xml:space="preserve">➤ </w:t>
       </w:r>
@@ -2997,15 +2997,15 @@
           <w:bCs w:val="false"/>
           <w:i w:val="false"/>
           <w:iCs w:val="false"/>
-          <w:sz w:val="18"/>
-          <w:szCs w:val="18"/>
+          <w:sz w:val="26"/>
+          <w:szCs w:val="26"/>
         </w:rPr>
         <w:t xml:space="preserve">Observe les écrans des distributeurs A et B projetés au tableau. Relève deux différences, puis conclus.</w:t>
       </w:r>
     </w:p>
     <w:p>
       <w:pPr>
-        <w:spacing w:after="70"/>
+        <w:spacing w:after="112"/>
       </w:pPr>
       <w:r>
         <w:rPr>
@@ -3014,15 +3014,15 @@
           <w:bCs w:val="false"/>
           <w:i w:val="false"/>
           <w:iCs w:val="false"/>
-          <w:sz w:val="16"/>
-          <w:szCs w:val="16"/>
+          <w:sz w:val="24"/>
+          <w:szCs w:val="24"/>
         </w:rPr>
-        <w:t xml:space="preserve">Différence 1 : ........................................................................................................</w:t>
+        <w:t xml:space="preserve">Différence 1 : ...................................................................</w:t>
       </w:r>
     </w:p>
     <w:p>
       <w:pPr>
-        <w:spacing w:after="70"/>
+        <w:spacing w:after="112"/>
       </w:pPr>
       <w:r>
         <w:rPr>
@@ -3031,15 +3031,15 @@
           <w:bCs w:val="false"/>
           <w:i w:val="false"/>
           <w:iCs w:val="false"/>
-          <w:sz w:val="16"/>
-          <w:szCs w:val="16"/>
+          <w:sz w:val="24"/>
+          <w:szCs w:val="24"/>
         </w:rPr>
-        <w:t xml:space="preserve">Différence 2 : ........................................................................................................</w:t>
+        <w:t xml:space="preserve">Différence 2 : ...................................................................</w:t>
       </w:r>
     </w:p>
     <w:p>
       <w:pPr>
-        <w:spacing w:after="70"/>
+        <w:spacing w:after="112"/>
       </w:pPr>
       <w:r>
         <w:rPr>
@@ -3048,8 +3048,8 @@
           <w:bCs w:val="false"/>
           <w:i w:val="false"/>
           <w:iCs w:val="false"/>
-          <w:sz w:val="16"/>
-          <w:szCs w:val="16"/>
+          <w:sz w:val="24"/>
+          <w:szCs w:val="24"/>
         </w:rPr>
         <w:t xml:space="preserve">Le distributeur le plus facile à utiliser est le </w:t>
       </w:r>
@@ -3060,8 +3060,8 @@
           <w:bCs/>
           <w:i w:val="false"/>
           <w:iCs w:val="false"/>
-          <w:sz w:val="16"/>
-          <w:szCs w:val="16"/>
+          <w:sz w:val="24"/>
+          <w:szCs w:val="24"/>
         </w:rPr>
         <w:t xml:space="preserve">☐ A    ☐ B</w:t>
       </w:r>
@@ -3072,15 +3072,15 @@
           <w:bCs w:val="false"/>
           <w:i w:val="false"/>
           <w:iCs w:val="false"/>
-          <w:sz w:val="16"/>
-          <w:szCs w:val="16"/>
+          <w:sz w:val="24"/>
+          <w:szCs w:val="24"/>
         </w:rPr>
-        <w:t xml:space="preserve">   car ........................................................</w:t>
+        <w:t xml:space="preserve">   car ...................................</w:t>
       </w:r>
     </w:p>
     <w:p>
       <w:pPr>
-        <w:spacing w:after="70"/>
+        <w:spacing w:after="112"/>
       </w:pPr>
       <w:r>
         <w:rPr>
@@ -3089,15 +3089,15 @@
           <w:bCs w:val="false"/>
           <w:i w:val="false"/>
           <w:iCs w:val="false"/>
-          <w:sz w:val="16"/>
-          <w:szCs w:val="16"/>
+          <w:sz w:val="24"/>
+          <w:szCs w:val="24"/>
         </w:rPr>
-        <w:t xml:space="preserve">......................................................................................................................</w:t>
+        <w:t xml:space="preserve">.............................................................................</w:t>
       </w:r>
     </w:p>
     <w:p>
       <w:pPr>
-        <w:spacing w:after="40"/>
+        <w:spacing w:after="64"/>
       </w:pPr>
     </w:p>
     <w:tbl>
@@ -3145,8 +3145,8 @@
                 <w:bCs/>
                 <w:i w:val="false"/>
                 <w:iCs w:val="false"/>
-                <w:sz w:val="20"/>
-                <w:szCs w:val="20"/>
+                <w:sz w:val="28"/>
+                <w:szCs w:val="28"/>
               </w:rPr>
               <w:t xml:space="preserve">PARTIE 4 — À toi de jouer : j'améliore un objet</w:t>
             </w:r>
@@ -3156,12 +3156,12 @@
     </w:tbl>
     <w:p>
       <w:pPr>
-        <w:spacing w:after="40"/>
+        <w:spacing w:after="64"/>
       </w:pPr>
     </w:p>
     <w:p>
       <w:pPr>
-        <w:spacing w:after="60"/>
+        <w:spacing w:after="96"/>
       </w:pPr>
       <w:r>
         <w:rPr>
@@ -3170,8 +3170,8 @@
           <w:bCs/>
           <w:i w:val="false"/>
           <w:iCs w:val="false"/>
-          <w:sz w:val="18"/>
-          <w:szCs w:val="18"/>
+          <w:sz w:val="26"/>
+          <w:szCs w:val="26"/>
         </w:rPr>
         <w:t xml:space="preserve">➤ </w:t>
       </w:r>
@@ -3182,8 +3182,8 @@
           <w:bCs w:val="false"/>
           <w:i w:val="false"/>
           <w:iCs w:val="false"/>
-          <w:sz w:val="18"/>
-          <w:szCs w:val="18"/>
+          <w:sz w:val="26"/>
+          <w:szCs w:val="26"/>
         </w:rPr>
         <w:t xml:space="preserve">Choisis un objet de la salle dont l'expérience utilisateur est mauvaise. Dessine-le en annotant ce qui gêne, puis propose UNE amélioration (flèche + légende). La fonction de l'objet ne doit pas changer !</w:t>
       </w:r>
@@ -3235,8 +3235,8 @@
                 <w:bCs w:val="false"/>
                 <w:i/>
                 <w:iCs/>
-                <w:sz w:val="14"/>
-                <w:szCs w:val="14"/>
+                <w:sz w:val="22"/>
+                <w:szCs w:val="22"/>
               </w:rPr>
               <w:t xml:space="preserve">Croquis annoté :</w:t>
             </w:r>
@@ -3246,7 +3246,7 @@
     </w:tbl>
     <w:p>
       <w:pPr>
-        <w:spacing w:after="60"/>
+        <w:spacing w:after="96"/>
       </w:pPr>
     </w:p>
     <w:tbl>
@@ -3285,7 +3285,7 @@
           </w:tcPr>
           <w:p>
             <w:pPr>
-              <w:spacing w:after="60"/>
+              <w:spacing w:after="96"/>
             </w:pPr>
             <w:r>
               <w:rPr>
@@ -3294,61 +3294,61 @@
                 <w:bCs/>
                 <w:i w:val="false"/>
                 <w:iCs w:val="false"/>
-                <w:sz w:val="20"/>
-                <w:szCs w:val="20"/>
+                <w:sz w:val="28"/>
+                <w:szCs w:val="28"/>
               </w:rPr>
               <w:t xml:space="preserve">BILAN — Ce que je retiens</w:t>
             </w:r>
           </w:p>
           <w:p>
             <w:pPr>
-              <w:spacing w:after="60"/>
-            </w:pPr>
-            <w:r>
-              <w:rPr>
-                <w:rFonts w:ascii="Arial" w:cs="Arial" w:eastAsia="Arial" w:hAnsi="Arial"/>
-                <w:b w:val="false"/>
-                <w:bCs w:val="false"/>
-                <w:i w:val="false"/>
-                <w:iCs w:val="false"/>
-                <w:sz w:val="18"/>
-                <w:szCs w:val="18"/>
-              </w:rPr>
-              <w:t xml:space="preserve">L'expérience utilisateur (UX), c'est ce que ........................................ l'utilisateur quand il se sert d'un objet.</w:t>
-            </w:r>
-          </w:p>
-          <w:p>
-            <w:pPr>
-              <w:spacing w:after="60"/>
-            </w:pPr>
-            <w:r>
-              <w:rPr>
-                <w:rFonts w:ascii="Arial" w:cs="Arial" w:eastAsia="Arial" w:hAnsi="Arial"/>
-                <w:b w:val="false"/>
-                <w:bCs w:val="false"/>
-                <w:i w:val="false"/>
-                <w:iCs w:val="false"/>
-                <w:sz w:val="18"/>
-                <w:szCs w:val="18"/>
-              </w:rPr>
-              <w:t xml:space="preserve">Un objet peut être très ........................................ mais désagréable à utiliser.</w:t>
-            </w:r>
-          </w:p>
-          <w:p>
-            <w:pPr>
-              <w:spacing w:after="60"/>
-            </w:pPr>
-            <w:r>
-              <w:rPr>
-                <w:rFonts w:ascii="Arial" w:cs="Arial" w:eastAsia="Arial" w:hAnsi="Arial"/>
-                <w:b w:val="false"/>
-                <w:bCs w:val="false"/>
-                <w:i w:val="false"/>
-                <w:iCs w:val="false"/>
-                <w:sz w:val="18"/>
-                <w:szCs w:val="18"/>
-              </w:rPr>
-              <w:t xml:space="preserve">Pour améliorer l'UX d'un objet, on observe et on écoute de vrais ........................................ .</w:t>
+              <w:spacing w:after="96"/>
+            </w:pPr>
+            <w:r>
+              <w:rPr>
+                <w:rFonts w:ascii="Arial" w:cs="Arial" w:eastAsia="Arial" w:hAnsi="Arial"/>
+                <w:b w:val="false"/>
+                <w:bCs w:val="false"/>
+                <w:i w:val="false"/>
+                <w:iCs w:val="false"/>
+                <w:sz w:val="26"/>
+                <w:szCs w:val="26"/>
+              </w:rPr>
+              <w:t xml:space="preserve">L'expérience utilisateur (UX), c'est ce que .......................... l'utilisateur quand il se sert d'un objet.</w:t>
+            </w:r>
+          </w:p>
+          <w:p>
+            <w:pPr>
+              <w:spacing w:after="96"/>
+            </w:pPr>
+            <w:r>
+              <w:rPr>
+                <w:rFonts w:ascii="Arial" w:cs="Arial" w:eastAsia="Arial" w:hAnsi="Arial"/>
+                <w:b w:val="false"/>
+                <w:bCs w:val="false"/>
+                <w:i w:val="false"/>
+                <w:iCs w:val="false"/>
+                <w:sz w:val="26"/>
+                <w:szCs w:val="26"/>
+              </w:rPr>
+              <w:t xml:space="preserve">Un objet peut être très .......................... mais désagréable à utiliser.</w:t>
+            </w:r>
+          </w:p>
+          <w:p>
+            <w:pPr>
+              <w:spacing w:after="96"/>
+            </w:pPr>
+            <w:r>
+              <w:rPr>
+                <w:rFonts w:ascii="Arial" w:cs="Arial" w:eastAsia="Arial" w:hAnsi="Arial"/>
+                <w:b w:val="false"/>
+                <w:bCs w:val="false"/>
+                <w:i w:val="false"/>
+                <w:iCs w:val="false"/>
+                <w:sz w:val="26"/>
+                <w:szCs w:val="26"/>
+              </w:rPr>
+              <w:t xml:space="preserve">Pour améliorer l'UX d'un objet, on observe et on écoute de vrais .......................... .</w:t>
             </w:r>
           </w:p>
         </w:tc>
@@ -3366,8 +3366,8 @@
           <w:bCs w:val="false"/>
           <w:i/>
           <w:iCs/>
-          <w:sz w:val="16"/>
-          <w:szCs w:val="16"/>
+          <w:sz w:val="24"/>
+          <w:szCs w:val="24"/>
         </w:rPr>
         <w:t xml:space="preserve">« Le design, ce n'est pas seulement l'apparence. Le design, c'est comment ça fonctionne. » — Steve Jobs</w:t>
       </w:r>
@@ -3561,8 +3561,8 @@
     <w:rPrDefault>
       <w:rPr>
         <w:rFonts w:ascii="Arial" w:cs="Arial" w:eastAsia="Arial" w:hAnsi="Arial"/>
-        <w:sz w:val="18"/>
-        <w:szCs w:val="18"/>
+        <w:sz w:val="24"/>
+        <w:szCs w:val="24"/>
       </w:rPr>
     </w:rPrDefault>
     <w:pPrDefault/>

--- a/public/2026/seq02/FICHE_S2-A06_UX_5eme.docx
+++ b/public/2026/seq02/FICHE_S2-A06_UX_5eme.docx
@@ -1763,7 +1763,6 @@
             <w:pPr>
               <w:spacing w:after="64"/>
             </w:pPr>
-            <w:commentRangeStart w:id="0"/>
             <w:r>
               <w:rPr>
                 <w:rFonts w:ascii="Arial" w:cs="Arial" w:eastAsia="Arial" w:hAnsi="Arial"/>
@@ -1775,13 +1774,6 @@
                 <w:szCs w:val="26"/>
               </w:rPr>
               <w:t xml:space="preserve">DÉFINITION — USAGE / UTILITÉ / EXPÉRIENCE UTILISATEUR (UX)</w:t>
-            </w:r>
-            <w:commentRangeEnd w:id="0"/>
-            <w:r>
-              <w:rPr>
-                <w:rStyle w:val="CommentReference"/>
-              </w:rPr>
-              <w:commentReference w:id="0"/>
             </w:r>
           </w:p>
           <w:p>
@@ -3380,47 +3372,6 @@
     </w:sectPr>
   </w:body>
 </w:document>
-</file>
-
-<file path=word/comments.xml><?xml version="1.0" encoding="utf-8"?>
-<w:comments xmlns:cx="http://schemas.microsoft.com/office/drawing/2014/chartex" xmlns:cx1="http://schemas.microsoft.com/office/drawing/2015/9/8/chartex" xmlns:cx2="http://schemas.microsoft.com/office/drawing/2015/10/21/chartex" xmlns:cx3="http://schemas.microsoft.com/office/drawing/2016/5/9/chartex" xmlns:cx4="http://schemas.microsoft.com/office/drawing/2016/5/10/chartex" xmlns:cx5="http://schemas.microsoft.com/office/drawing/2016/5/11/chartex" xmlns:cx6="http://schemas.microsoft.com/office/drawing/2016/5/12/chartex" xmlns:cx7="http://schemas.microsoft.com/office/drawing/2016/5/13/chartex" xmlns:cx8="http://schemas.microsoft.com/office/drawing/2016/5/14/chartex" xmlns:mc="http://schemas.openxmlformats.org/markup-compatibility/2006" xmlns:aink="http://schemas.microsoft.com/office/drawing/2016/ink" xmlns:am3d="http://schemas.microsoft.com/office/drawing/2017/model3d" xmlns:o="urn:schemas-microsoft-com:office:office" xmlns:r="http://schemas.openxmlformats.org/officeDocument/2006/relationships" xmlns:m="http://schemas.openxmlformats.org/officeDocument/2006/math" xmlns:v="urn:schemas-microsoft-com:vml" xmlns:wp14="http://schemas.microsoft.com/office/word/2010/wordprocessingDrawing" xmlns:wp="http://schemas.openxmlformats.org/drawingml/2006/wordprocessingDrawing" xmlns:w10="urn:schemas-microsoft-com:office:word" xmlns:w="http://schemas.openxmlformats.org/wordprocessingml/2006/main" xmlns:w14="http://schemas.microsoft.com/office/word/2010/wordml" xmlns:w15="http://schemas.microsoft.com/office/word/2012/wordml" xmlns:w16cex="http://schemas.microsoft.com/office/word/2018/wordml/cex" xmlns:w16cid="http://schemas.microsoft.com/office/word/2016/wordml/cid" xmlns:w16="http://schemas.microsoft.com/office/word/2018/wordml" xmlns:w16sdtdh="http://schemas.microsoft.com/office/word/2020/wordml/sdtdatahash" xmlns:w16se="http://schemas.microsoft.com/office/word/2015/wordml/symex" xmlns:wpg="http://schemas.microsoft.com/office/word/2010/wordprocessingGroup" xmlns:wpi="http://schemas.microsoft.com/office/word/2010/wordprocessingInk" xmlns:wne="http://schemas.microsoft.com/office/word/2006/wordml" xmlns:wps="http://schemas.microsoft.com/office/word/2010/wordprocessingShape">
-  <w:comment w:id="0" w:author="Claude" w:date="2026-07-07T09:56:44Z" w:initials="C">
-    <w:p>
-      <w:r>
-        <w:rPr>
-          <w:rStyle w:val="CommentReference"/>
-        </w:rPr>
-        <w:annotationRef/>
-      </w:r>
-      <w:r>
-        <w:rPr>
-          <w:color w:val="000000"/>
-          <w:sz w:val="20"/>
-          <w:szCs w:val="20"/>
-        </w:rPr>
-        <w:t xml:space="preserve">CORRIGÉ EXPRESS — Définitions : USAGE = la manière et les situations dans lesquelles on se sert de l'objet. UTILITÉ = le service rendu, le besoin satisfait. EXPÉRIENCE UTILISATEUR (UX) = ce que ressent l'utilisateur pendant l'utilisation (facilité, confort, plaisir… ou agacement). Partie 2 : ph.1 UX / ph.2 UTI / ph.3 USA / ph.4 UX / ph.5 UTI / ph.6 USA. Partie 3 : distributeur B (grandes touches, prix affichés, étapes numérotées). Bilan : ressent — utile — utilisateurs.</w:t>
-      </w:r>
-    </w:p>
-  </w:comment>
-</w:comments>
-</file>
-
-<file path=word/commentsExtended.xml><?xml version="1.0" encoding="utf-8"?>
-<w15:commentsEx xmlns:wpc="http://schemas.microsoft.com/office/word/2010/wordprocessingCanvas" xmlns:cx="http://schemas.microsoft.com/office/drawing/2014/chartex" xmlns:cx1="http://schemas.microsoft.com/office/drawing/2015/9/8/chartex" xmlns:cx2="http://schemas.microsoft.com/office/drawing/2015/10/21/chartex" xmlns:cx3="http://schemas.microsoft.com/office/drawing/2016/5/9/chartex" xmlns:cx4="http://schemas.microsoft.com/office/drawing/2016/5/10/chartex" xmlns:cx5="http://schemas.microsoft.com/office/drawing/2016/5/11/chartex" xmlns:cx6="http://schemas.microsoft.com/office/drawing/2016/5/12/chartex" xmlns:cx7="http://schemas.microsoft.com/office/drawing/2016/5/13/chartex" xmlns:cx8="http://schemas.microsoft.com/office/drawing/2016/5/14/chartex" xmlns:mc="http://schemas.openxmlformats.org/markup-compatibility/2006" xmlns:aink="http://schemas.microsoft.com/office/drawing/2016/ink" xmlns:am3d="http://schemas.microsoft.com/office/drawing/2017/model3d" xmlns:o="urn:schemas-microsoft-com:office:office" xmlns:oel="http://schemas.microsoft.com/office/2019/extlst" xmlns:r="http://schemas.openxmlformats.org/officeDocument/2006/relationships" xmlns:m="http://schemas.openxmlformats.org/officeDocument/2006/math" xmlns:v="urn:schemas-microsoft-com:vml" xmlns:wp14="http://schemas.microsoft.com/office/word/2010/wordprocessingDrawing" xmlns:wp="http://schemas.openxmlformats.org/drawingml/2006/wordprocessingDrawing" xmlns:w10="urn:schemas-microsoft-com:office:word" xmlns:w="http://schemas.openxmlformats.org/wordprocessingml/2006/main" xmlns:w14="http://schemas.microsoft.com/office/word/2010/wordml" xmlns:w15="http://schemas.microsoft.com/office/word/2012/wordml" xmlns:w16cex="http://schemas.microsoft.com/office/word/2018/wordml/cex" xmlns:w16cid="http://schemas.microsoft.com/office/word/2016/wordml/cid" xmlns:w16="http://schemas.microsoft.com/office/word/2018/wordml" xmlns:w16du="http://schemas.microsoft.com/office/word/2023/wordml/word16du" xmlns:w16sdtdh="http://schemas.microsoft.com/office/word/2020/wordml/sdtdatahash" xmlns:w16sdtfl="http://schemas.microsoft.com/office/word/2024/wordml/sdtformatlock" xmlns:w16se="http://schemas.microsoft.com/office/word/2015/wordml/symex" xmlns:wpg="http://schemas.microsoft.com/office/word/2010/wordprocessingGroup" xmlns:wpi="http://schemas.microsoft.com/office/word/2010/wordprocessingInk" xmlns:wne="http://schemas.microsoft.com/office/word/2006/wordml" xmlns:wps="http://schemas.microsoft.com/office/word/2010/wordprocessingShape" mc:Ignorable="w14 w15 w16se w16cid w16 w16cex w16sdtdh w16sdtfl w16du wp14">
-  <w15:commentEx w15:paraId="44C3747D" w15:done="0"/>
-</w15:commentsEx>
-</file>
-
-<file path=word/commentsExtensible.xml><?xml version="1.0" encoding="utf-8"?>
-<w16cex:commentsExtensible xmlns:wpc="http://schemas.microsoft.com/office/word/2010/wordprocessingCanvas" xmlns:cx="http://schemas.microsoft.com/office/drawing/2014/chartex" xmlns:cx1="http://schemas.microsoft.com/office/drawing/2015/9/8/chartex" xmlns:cx2="http://schemas.microsoft.com/office/drawing/2015/10/21/chartex" xmlns:cx3="http://schemas.microsoft.com/office/drawing/2016/5/9/chartex" xmlns:cx4="http://schemas.microsoft.com/office/drawing/2016/5/10/chartex" xmlns:cx5="http://schemas.microsoft.com/office/drawing/2016/5/11/chartex" xmlns:cx6="http://schemas.microsoft.com/office/drawing/2016/5/12/chartex" xmlns:cx7="http://schemas.microsoft.com/office/drawing/2016/5/13/chartex" xmlns:cx8="http://schemas.microsoft.com/office/drawing/2016/5/14/chartex" xmlns:mc="http://schemas.openxmlformats.org/markup-compatibility/2006" xmlns:aink="http://schemas.microsoft.com/office/drawing/2016/ink" xmlns:am3d="http://schemas.microsoft.com/office/drawing/2017/model3d" xmlns:o="urn:schemas-microsoft-com:office:office" xmlns:oel="http://schemas.microsoft.com/office/2019/extlst" xmlns:r="http://schemas.openxmlformats.org/officeDocument/2006/relationships" xmlns:m="http://schemas.openxmlformats.org/officeDocument/2006/math" xmlns:v="urn:schemas-microsoft-com:vml" xmlns:wp14="http://schemas.microsoft.com/office/word/2010/wordprocessingDrawing" xmlns:wp="http://schemas.openxmlformats.org/drawingml/2006/wordprocessingDrawing" xmlns:w10="urn:schemas-microsoft-com:office:word" xmlns:w="http://schemas.openxmlformats.org/wordprocessingml/2006/main" xmlns:w14="http://schemas.microsoft.com/office/word/2010/wordml" xmlns:w15="http://schemas.microsoft.com/office/word/2012/wordml" xmlns:w16cex="http://schemas.microsoft.com/office/word/2018/wordml/cex" xmlns:w16cid="http://schemas.microsoft.com/office/word/2016/wordml/cid" xmlns:w16="http://schemas.microsoft.com/office/word/2018/wordml" xmlns:w16du="http://schemas.microsoft.com/office/word/2023/wordml/word16du" xmlns:w16sdtdh="http://schemas.microsoft.com/office/word/2020/wordml/sdtdatahash" xmlns:w16sdtfl="http://schemas.microsoft.com/office/word/2024/wordml/sdtformatlock" xmlns:w16se="http://schemas.microsoft.com/office/word/2015/wordml/symex" xmlns:wpg="http://schemas.microsoft.com/office/word/2010/wordprocessingGroup" xmlns:wpi="http://schemas.microsoft.com/office/word/2010/wordprocessingInk" xmlns:wne="http://schemas.microsoft.com/office/word/2006/wordml" xmlns:wps="http://schemas.microsoft.com/office/word/2010/wordprocessingShape" xmlns:cr="http://schemas.microsoft.com/office/comments/2020/reactions" mc:Ignorable="w14 w15 w16se w16cid w16 w16cex w16sdtdh w16sdtfl cr w16du wp14">
-  <w16cex:commentExtensible w16cex:durableId="011DE4ED" w16cex:dateUtc="2026-07-07T09:56:44Z"/>
-</w16cex:commentsExtensible>
-</file>
-
-<file path=word/commentsIds.xml><?xml version="1.0" encoding="utf-8"?>
-<w16cid:commentsIds xmlns:wpc="http://schemas.microsoft.com/office/word/2010/wordprocessingCanvas" xmlns:cx="http://schemas.microsoft.com/office/drawing/2014/chartex" xmlns:cx1="http://schemas.microsoft.com/office/drawing/2015/9/8/chartex" xmlns:cx2="http://schemas.microsoft.com/office/drawing/2015/10/21/chartex" xmlns:cx3="http://schemas.microsoft.com/office/drawing/2016/5/9/chartex" xmlns:cx4="http://schemas.microsoft.com/office/drawing/2016/5/10/chartex" xmlns:cx5="http://schemas.microsoft.com/office/drawing/2016/5/11/chartex" xmlns:cx6="http://schemas.microsoft.com/office/drawing/2016/5/12/chartex" xmlns:cx7="http://schemas.microsoft.com/office/drawing/2016/5/13/chartex" xmlns:cx8="http://schemas.microsoft.com/office/drawing/2016/5/14/chartex" xmlns:mc="http://schemas.openxmlformats.org/markup-compatibility/2006" xmlns:aink="http://schemas.microsoft.com/office/drawing/2016/ink" xmlns:am3d="http://schemas.microsoft.com/office/drawing/2017/model3d" xmlns:o="urn:schemas-microsoft-com:office:office" xmlns:oel="http://schemas.microsoft.com/office/2019/extlst" xmlns:r="http://schemas.openxmlformats.org/officeDocument/2006/relationships" xmlns:m="http://schemas.openxmlformats.org/officeDocument/2006/math" xmlns:v="urn:schemas-microsoft-com:vml" xmlns:wp14="http://schemas.microsoft.com/office/word/2010/wordprocessingDrawing" xmlns:wp="http://schemas.openxmlformats.org/drawingml/2006/wordprocessingDrawing" xmlns:w10="urn:schemas-microsoft-com:office:word" xmlns:w="http://schemas.openxmlformats.org/wordprocessingml/2006/main" xmlns:w14="http://schemas.microsoft.com/office/word/2010/wordml" xmlns:w15="http://schemas.microsoft.com/office/word/2012/wordml" xmlns:w16cex="http://schemas.microsoft.com/office/word/2018/wordml/cex" xmlns:w16cid="http://schemas.microsoft.com/office/word/2016/wordml/cid" xmlns:w16="http://schemas.microsoft.com/office/word/2018/wordml" xmlns:w16du="http://schemas.microsoft.com/office/word/2023/wordml/word16du" xmlns:w16sdtdh="http://schemas.microsoft.com/office/word/2020/wordml/sdtdatahash" xmlns:w16sdtfl="http://schemas.microsoft.com/office/word/2024/wordml/sdtformatlock" xmlns:w16se="http://schemas.microsoft.com/office/word/2015/wordml/symex" xmlns:wpg="http://schemas.microsoft.com/office/word/2010/wordprocessingGroup" xmlns:wpi="http://schemas.microsoft.com/office/word/2010/wordprocessingInk" xmlns:wne="http://schemas.microsoft.com/office/word/2006/wordml" xmlns:wps="http://schemas.microsoft.com/office/word/2010/wordprocessingShape" mc:Ignorable="w14 w15 w16se w16cid w16 w16cex w16sdtdh w16sdtfl w16du wp14">
-  <w16cid:commentId w16cid:paraId="44C3747D" w16cid:durableId="011DE4ED"/>
-</w16cid:commentsIds>
 </file>
 
 <file path=word/endnotes.xml><?xml version="1.0" encoding="utf-8"?>

--- a/public/2026/seq02/FICHE_S2-A06_UX_5eme.docx
+++ b/public/2026/seq02/FICHE_S2-A06_UX_5eme.docx
@@ -21,6 +21,9 @@
         <w:gridCol w:w="1200"/>
       </w:tblGrid>
       <w:tr>
+        <w:trPr>
+          <w:cantSplit/>
+        </w:trPr>
         <w:tc>
           <w:tcPr>
             <w:tcW w:type="dxa" w:w="1266"/>
@@ -210,6 +213,32 @@
               <w:t xml:space="preserve">ACTIVITÉ N°06</w:t>
             </w:r>
           </w:p>
+          <w:p>
+            <w:pPr>
+              <w:spacing w:after="0"/>
+            </w:pPr>
+            <w:r>
+              <w:rPr>
+                <w:rFonts w:ascii="Arial" w:cs="Arial" w:eastAsia="Arial" w:hAnsi="Arial"/>
+                <w:sz w:val="14"/>
+                <w:szCs w:val="14"/>
+              </w:rPr>
+              <w:t xml:space="preserve">NOM : ..............................</w:t>
+            </w:r>
+          </w:p>
+          <w:p>
+            <w:pPr>
+              <w:spacing w:after="0"/>
+            </w:pPr>
+            <w:r>
+              <w:rPr>
+                <w:rFonts w:ascii="Arial" w:cs="Arial" w:eastAsia="Arial" w:hAnsi="Arial"/>
+                <w:sz w:val="14"/>
+                <w:szCs w:val="14"/>
+              </w:rPr>
+              <w:t xml:space="preserve">PRÉNOM : .........................</w:t>
+            </w:r>
+          </w:p>
         </w:tc>
         <w:tc>
           <w:tcPr>
@@ -295,32 +324,36 @@
         </w:tblBorders>
       </w:tblPr>
       <w:tblGrid>
-        <w:gridCol w:w="2840"/>
-        <w:gridCol w:w="2840"/>
-        <w:gridCol w:w="1640"/>
-        <w:gridCol w:w="2040"/>
+        <w:gridCol w:w="9360"/>
       </w:tblGrid>
       <w:tr>
-        <w:tc>
-          <w:tcPr>
-            <w:tcW w:type="dxa" w:w="2840"/>
-            <w:tcBorders>
-              <w:top w:val="single" w:color="000000" w:sz="6"/>
-              <w:left w:val="single" w:color="000000" w:sz="6"/>
-              <w:bottom w:val="single" w:color="000000" w:sz="6"/>
-              <w:right w:val="single" w:color="000000" w:sz="6"/>
-            </w:tcBorders>
-            <w:tcMar>
-              <w:top w:type="dxa" w:w="40"/>
-              <w:left w:type="dxa" w:w="80"/>
-              <w:bottom w:type="dxa" w:w="40"/>
-              <w:right w:type="dxa" w:w="80"/>
-            </w:tcMar>
-            <w:vAlign w:val="center"/>
-          </w:tcPr>
-          <w:p>
-            <w:pPr>
-              <w:spacing w:after="0"/>
+        <w:trPr>
+          <w:cantSplit/>
+        </w:trPr>
+        <w:tc>
+          <w:tcPr>
+            <w:tcW w:type="dxa" w:w="9360"/>
+            <w:tcBorders>
+              <w:top w:val="single" w:color="000000" w:sz="6"/>
+              <w:left w:val="single" w:color="000000" w:sz="6"/>
+              <w:bottom w:val="single" w:color="000000" w:sz="6"/>
+              <w:right w:val="single" w:color="000000" w:sz="6"/>
+            </w:tcBorders>
+            <w:shd w:fill="D9D9D9" w:val="clear"/>
+            <w:tcMar>
+              <w:top w:type="dxa" w:w="40"/>
+              <w:left w:type="dxa" w:w="80"/>
+              <w:bottom w:type="dxa" w:w="40"/>
+              <w:right w:type="dxa" w:w="80"/>
+            </w:tcMar>
+            <w:vAlign w:val="center"/>
+          </w:tcPr>
+          <w:p>
+            <w:pPr>
+              <w:keepNext/>
+              <w:keepLines/>
+              <w:spacing w:after="0"/>
+              <w:jc w:val="center"/>
             </w:pPr>
             <w:r>
               <w:rPr>
@@ -329,163 +362,10 @@
                 <w:bCs/>
                 <w:i w:val="false"/>
                 <w:iCs w:val="false"/>
-                <w:sz w:val="24"/>
-                <w:szCs w:val="24"/>
-              </w:rPr>
-              <w:t xml:space="preserve">Nom : </w:t>
-            </w:r>
-            <w:r>
-              <w:rPr>
-                <w:rFonts w:ascii="Arial" w:cs="Arial" w:eastAsia="Arial" w:hAnsi="Arial"/>
-                <w:b w:val="false"/>
-                <w:bCs w:val="false"/>
-                <w:i w:val="false"/>
-                <w:iCs w:val="false"/>
-                <w:sz w:val="24"/>
-                <w:szCs w:val="24"/>
-              </w:rPr>
-              <w:t xml:space="preserve">...................</w:t>
-            </w:r>
-          </w:p>
-        </w:tc>
-        <w:tc>
-          <w:tcPr>
-            <w:tcW w:type="dxa" w:w="2840"/>
-            <w:tcBorders>
-              <w:top w:val="single" w:color="000000" w:sz="6"/>
-              <w:left w:val="single" w:color="000000" w:sz="6"/>
-              <w:bottom w:val="single" w:color="000000" w:sz="6"/>
-              <w:right w:val="single" w:color="000000" w:sz="6"/>
-            </w:tcBorders>
-            <w:tcMar>
-              <w:top w:type="dxa" w:w="40"/>
-              <w:left w:type="dxa" w:w="80"/>
-              <w:bottom w:type="dxa" w:w="40"/>
-              <w:right w:type="dxa" w:w="80"/>
-            </w:tcMar>
-            <w:vAlign w:val="center"/>
-          </w:tcPr>
-          <w:p>
-            <w:pPr>
-              <w:spacing w:after="0"/>
-            </w:pPr>
-            <w:r>
-              <w:rPr>
-                <w:rFonts w:ascii="Arial" w:cs="Arial" w:eastAsia="Arial" w:hAnsi="Arial"/>
-                <w:b/>
-                <w:bCs/>
-                <w:i w:val="false"/>
-                <w:iCs w:val="false"/>
-                <w:sz w:val="24"/>
-                <w:szCs w:val="24"/>
-              </w:rPr>
-              <w:t xml:space="preserve">Prénom : </w:t>
-            </w:r>
-            <w:r>
-              <w:rPr>
-                <w:rFonts w:ascii="Arial" w:cs="Arial" w:eastAsia="Arial" w:hAnsi="Arial"/>
-                <w:b w:val="false"/>
-                <w:bCs w:val="false"/>
-                <w:i w:val="false"/>
-                <w:iCs w:val="false"/>
-                <w:sz w:val="24"/>
-                <w:szCs w:val="24"/>
-              </w:rPr>
-              <w:t xml:space="preserve">................</w:t>
-            </w:r>
-          </w:p>
-        </w:tc>
-        <w:tc>
-          <w:tcPr>
-            <w:tcW w:type="dxa" w:w="1640"/>
-            <w:tcBorders>
-              <w:top w:val="single" w:color="000000" w:sz="6"/>
-              <w:left w:val="single" w:color="000000" w:sz="6"/>
-              <w:bottom w:val="single" w:color="000000" w:sz="6"/>
-              <w:right w:val="single" w:color="000000" w:sz="6"/>
-            </w:tcBorders>
-            <w:tcMar>
-              <w:top w:type="dxa" w:w="40"/>
-              <w:left w:type="dxa" w:w="80"/>
-              <w:bottom w:type="dxa" w:w="40"/>
-              <w:right w:type="dxa" w:w="80"/>
-            </w:tcMar>
-            <w:vAlign w:val="center"/>
-          </w:tcPr>
-          <w:p>
-            <w:pPr>
-              <w:spacing w:after="0"/>
-            </w:pPr>
-            <w:r>
-              <w:rPr>
-                <w:rFonts w:ascii="Arial" w:cs="Arial" w:eastAsia="Arial" w:hAnsi="Arial"/>
-                <w:b/>
-                <w:bCs/>
-                <w:i w:val="false"/>
-                <w:iCs w:val="false"/>
-                <w:sz w:val="24"/>
-                <w:szCs w:val="24"/>
-              </w:rPr>
-              <w:t xml:space="preserve">Classe : </w:t>
-            </w:r>
-            <w:r>
-              <w:rPr>
-                <w:rFonts w:ascii="Arial" w:cs="Arial" w:eastAsia="Arial" w:hAnsi="Arial"/>
-                <w:b w:val="false"/>
-                <w:bCs w:val="false"/>
-                <w:i w:val="false"/>
-                <w:iCs w:val="false"/>
-                <w:sz w:val="24"/>
-                <w:szCs w:val="24"/>
-              </w:rPr>
-              <w:t xml:space="preserve">......</w:t>
-            </w:r>
-          </w:p>
-        </w:tc>
-        <w:tc>
-          <w:tcPr>
-            <w:tcW w:type="dxa" w:w="2040"/>
-            <w:tcBorders>
-              <w:top w:val="single" w:color="000000" w:sz="6"/>
-              <w:left w:val="single" w:color="000000" w:sz="6"/>
-              <w:bottom w:val="single" w:color="000000" w:sz="6"/>
-              <w:right w:val="single" w:color="000000" w:sz="6"/>
-            </w:tcBorders>
-            <w:tcMar>
-              <w:top w:type="dxa" w:w="40"/>
-              <w:left w:type="dxa" w:w="80"/>
-              <w:bottom w:type="dxa" w:w="40"/>
-              <w:right w:type="dxa" w:w="80"/>
-            </w:tcMar>
-            <w:vAlign w:val="center"/>
-          </w:tcPr>
-          <w:p>
-            <w:pPr>
-              <w:spacing w:after="0"/>
-            </w:pPr>
-            <w:r>
-              <w:rPr>
-                <w:rFonts w:ascii="Arial" w:cs="Arial" w:eastAsia="Arial" w:hAnsi="Arial"/>
-                <w:b/>
-                <w:bCs/>
-                <w:i w:val="false"/>
-                <w:iCs w:val="false"/>
-                <w:sz w:val="24"/>
-                <w:szCs w:val="24"/>
-              </w:rPr>
-              <w:t xml:space="preserve">Maison : </w:t>
-            </w:r>
-            <w:r>
-              <w:rPr>
-                <w:rFonts w:ascii="Arial" w:cs="Arial" w:eastAsia="Arial" w:hAnsi="Arial"/>
-                <w:b w:val="false"/>
-                <w:bCs w:val="false"/>
-                <w:i w:val="false"/>
-                <w:iCs w:val="false"/>
-                <w:sz w:val="24"/>
-                <w:szCs w:val="24"/>
-              </w:rPr>
-              <w:t xml:space="preserve">......</w:t>
+                <w:sz w:val="32"/>
+                <w:szCs w:val="32"/>
+              </w:rPr>
+              <w:t xml:space="preserve">L'EXPÉRIENCE UTILISATEUR — FACILE OU GALÈRE ?</w:t>
             </w:r>
           </w:p>
         </w:tc>
@@ -493,6 +373,8 @@
     </w:tbl>
     <w:p>
       <w:pPr>
+        <w:keepNext/>
+        <w:keepLines/>
         <w:spacing w:after="96"/>
       </w:pPr>
     </w:p>
@@ -512,66 +394,9 @@
         <w:gridCol w:w="9360"/>
       </w:tblGrid>
       <w:tr>
-        <w:tc>
-          <w:tcPr>
-            <w:tcW w:type="dxa" w:w="9360"/>
-            <w:tcBorders>
-              <w:top w:val="single" w:color="000000" w:sz="6"/>
-              <w:left w:val="single" w:color="000000" w:sz="6"/>
-              <w:bottom w:val="single" w:color="000000" w:sz="6"/>
-              <w:right w:val="single" w:color="000000" w:sz="6"/>
-            </w:tcBorders>
-            <w:shd w:fill="D9D9D9" w:val="clear"/>
-            <w:tcMar>
-              <w:top w:type="dxa" w:w="40"/>
-              <w:left w:type="dxa" w:w="80"/>
-              <w:bottom w:type="dxa" w:w="40"/>
-              <w:right w:type="dxa" w:w="80"/>
-            </w:tcMar>
-            <w:vAlign w:val="center"/>
-          </w:tcPr>
-          <w:p>
-            <w:pPr>
-              <w:spacing w:after="0"/>
-              <w:jc w:val="center"/>
-            </w:pPr>
-            <w:r>
-              <w:rPr>
-                <w:rFonts w:ascii="Arial" w:cs="Arial" w:eastAsia="Arial" w:hAnsi="Arial"/>
-                <w:b/>
-                <w:bCs/>
-                <w:i w:val="false"/>
-                <w:iCs w:val="false"/>
-                <w:sz w:val="32"/>
-                <w:szCs w:val="32"/>
-              </w:rPr>
-              <w:t xml:space="preserve">L'EXPÉRIENCE UTILISATEUR — FACILE OU GALÈRE ?</w:t>
-            </w:r>
-          </w:p>
-        </w:tc>
-      </w:tr>
-    </w:tbl>
-    <w:p>
-      <w:pPr>
-        <w:spacing w:after="96"/>
-      </w:pPr>
-    </w:p>
-    <w:tbl>
-      <w:tblPr>
-        <w:tblW w:type="dxa" w:w="9360"/>
-        <w:tblBorders>
-          <w:top w:val="single" w:color="auto" w:sz="4"/>
-          <w:left w:val="single" w:color="auto" w:sz="4"/>
-          <w:bottom w:val="single" w:color="auto" w:sz="4"/>
-          <w:right w:val="single" w:color="auto" w:sz="4"/>
-          <w:insideH w:val="single" w:color="auto" w:sz="4"/>
-          <w:insideV w:val="single" w:color="auto" w:sz="4"/>
-        </w:tblBorders>
-      </w:tblPr>
-      <w:tblGrid>
-        <w:gridCol w:w="9360"/>
-      </w:tblGrid>
-      <w:tr>
+        <w:trPr>
+          <w:cantSplit/>
+        </w:trPr>
         <w:tc>
           <w:tcPr>
             <w:tcW w:type="dxa" w:w="9360"/>
@@ -591,6 +416,8 @@
           </w:tcPr>
           <w:p>
             <w:pPr>
+              <w:keepNext/>
+              <w:keepLines/>
               <w:spacing w:after="48"/>
             </w:pPr>
             <w:r>
@@ -608,6 +435,8 @@
           </w:p>
           <w:p>
             <w:pPr>
+              <w:keepNext/>
+              <w:keepLines/>
               <w:spacing w:after="0"/>
             </w:pPr>
             <w:r>
@@ -628,70 +457,35 @@
     </w:tbl>
     <w:p>
       <w:pPr>
-        <w:spacing w:after="128"/>
+        <w:keepNext/>
+        <w:keepLines/>
+        <w:pBdr>
+          <w:top w:val="single" w:color="000000" w:sz="6" w:space="4"/>
+          <w:left w:val="single" w:color="000000" w:sz="6" w:space="4"/>
+          <w:bottom w:val="single" w:color="000000" w:sz="6" w:space="4"/>
+          <w:right w:val="single" w:color="000000" w:sz="6" w:space="4"/>
+        </w:pBdr>
+        <w:shd w:val="clear" w:color="auto" w:fill="D9D9D9"/>
+        <w:spacing w:before="150" w:after="130"/>
+        <w:ind w:left="0" w:right="1106"/>
       </w:pPr>
-    </w:p>
-    <w:tbl>
-      <w:tblPr>
-        <w:tblW w:type="dxa" w:w="9360"/>
-        <w:tblBorders>
-          <w:top w:val="single" w:color="auto" w:sz="4"/>
-          <w:left w:val="single" w:color="auto" w:sz="4"/>
-          <w:bottom w:val="single" w:color="auto" w:sz="4"/>
-          <w:right w:val="single" w:color="auto" w:sz="4"/>
-          <w:insideH w:val="single" w:color="auto" w:sz="4"/>
-          <w:insideV w:val="single" w:color="auto" w:sz="4"/>
-        </w:tblBorders>
-      </w:tblPr>
-      <w:tblGrid>
-        <w:gridCol w:w="9360"/>
-      </w:tblGrid>
-      <w:tr>
-        <w:tc>
-          <w:tcPr>
-            <w:tcW w:type="dxa" w:w="9360"/>
-            <w:tcBorders>
-              <w:top w:val="single" w:color="000000" w:sz="6"/>
-              <w:left w:val="single" w:color="000000" w:sz="6"/>
-              <w:bottom w:val="single" w:color="000000" w:sz="6"/>
-              <w:right w:val="single" w:color="000000" w:sz="6"/>
-            </w:tcBorders>
-            <w:shd w:fill="D9D9D9" w:val="clear"/>
-            <w:tcMar>
-              <w:top w:type="dxa" w:w="40"/>
-              <w:left w:type="dxa" w:w="80"/>
-              <w:bottom w:type="dxa" w:w="40"/>
-              <w:right w:type="dxa" w:w="80"/>
-            </w:tcMar>
-            <w:vAlign w:val="center"/>
-          </w:tcPr>
-          <w:p>
-            <w:pPr>
-              <w:spacing w:after="0"/>
-            </w:pPr>
-            <w:r>
-              <w:rPr>
-                <w:rFonts w:ascii="Arial" w:cs="Arial" w:eastAsia="Arial" w:hAnsi="Arial"/>
-                <w:b/>
-                <w:bCs/>
-                <w:i w:val="false"/>
-                <w:iCs w:val="false"/>
-                <w:sz w:val="28"/>
-                <w:szCs w:val="28"/>
-              </w:rPr>
-              <w:t xml:space="preserve">PARTIE 1 — Je teste des objets de la salle</w:t>
-            </w:r>
-          </w:p>
-        </w:tc>
-      </w:tr>
-    </w:tbl>
-    <w:p>
-      <w:pPr>
-        <w:spacing w:after="64"/>
-      </w:pPr>
+      <w:r>
+        <w:rPr>
+          <w:rFonts w:ascii="Arial" w:cs="Arial" w:eastAsia="Arial" w:hAnsi="Arial"/>
+          <w:b/>
+          <w:bCs/>
+          <w:i w:val="false"/>
+          <w:iCs w:val="false"/>
+          <w:sz w:val="28"/>
+          <w:szCs w:val="28"/>
+        </w:rPr>
+        <w:t xml:space="preserve">PARTIE 1 — Je teste des objets de la salle</w:t>
+      </w:r>
     </w:p>
     <w:p>
       <w:pPr>
+        <w:keepNext/>
+        <w:keepLines/>
         <w:spacing w:after="96"/>
       </w:pPr>
       <w:r>
@@ -738,6 +532,9 @@
         <w:gridCol w:w="2430"/>
       </w:tblGrid>
       <w:tr>
+        <w:trPr>
+          <w:cantSplit/>
+        </w:trPr>
         <w:tc>
           <w:tcPr>
             <w:tcW w:type="dxa" w:w="3600"/>
@@ -758,6 +555,8 @@
           </w:tcPr>
           <w:p>
             <w:pPr>
+              <w:keepNext/>
+              <w:keepLines/>
               <w:spacing w:after="0"/>
               <w:jc w:val="center"/>
             </w:pPr>
@@ -795,6 +594,8 @@
           </w:tcPr>
           <w:p>
             <w:pPr>
+              <w:keepNext/>
+              <w:keepLines/>
               <w:spacing w:after="0"/>
               <w:jc w:val="center"/>
             </w:pPr>
@@ -832,6 +633,8 @@
           </w:tcPr>
           <w:p>
             <w:pPr>
+              <w:keepNext/>
+              <w:keepLines/>
               <w:spacing w:after="0"/>
               <w:jc w:val="center"/>
             </w:pPr>
@@ -869,6 +672,8 @@
           </w:tcPr>
           <w:p>
             <w:pPr>
+              <w:keepNext/>
+              <w:keepLines/>
               <w:spacing w:after="0"/>
               <w:jc w:val="center"/>
             </w:pPr>
@@ -888,6 +693,9 @@
         </w:tc>
       </w:tr>
       <w:tr>
+        <w:trPr>
+          <w:cantSplit/>
+        </w:trPr>
         <w:tc>
           <w:tcPr>
             <w:tcW w:type="dxa" w:w="3600"/>
@@ -907,6 +715,8 @@
           </w:tcPr>
           <w:p>
             <w:pPr>
+              <w:keepNext/>
+              <w:keepLines/>
               <w:spacing w:after="0"/>
             </w:pPr>
             <w:r>
@@ -942,6 +752,8 @@
           </w:tcPr>
           <w:p>
             <w:pPr>
+              <w:keepNext/>
+              <w:keepLines/>
               <w:spacing w:after="0"/>
               <w:jc w:val="center"/>
             </w:pPr>
@@ -1014,6 +826,8 @@
           </w:tcPr>
           <w:p>
             <w:pPr>
+              <w:keepNext/>
+              <w:keepLines/>
               <w:spacing w:after="0"/>
               <w:jc w:val="center"/>
             </w:pPr>
@@ -1110,6 +924,8 @@
           </w:tcPr>
           <w:p>
             <w:pPr>
+              <w:keepNext/>
+              <w:keepLines/>
               <w:spacing w:after="0"/>
               <w:jc w:val="center"/>
             </w:pPr>
@@ -1129,6 +945,9 @@
         </w:tc>
       </w:tr>
       <w:tr>
+        <w:trPr>
+          <w:cantSplit/>
+        </w:trPr>
         <w:tc>
           <w:tcPr>
             <w:tcW w:type="dxa" w:w="3600"/>
@@ -1148,6 +967,8 @@
           </w:tcPr>
           <w:p>
             <w:pPr>
+              <w:keepNext/>
+              <w:keepLines/>
               <w:spacing w:after="0"/>
             </w:pPr>
             <w:r>
@@ -1183,6 +1004,8 @@
           </w:tcPr>
           <w:p>
             <w:pPr>
+              <w:keepNext/>
+              <w:keepLines/>
               <w:spacing w:after="0"/>
               <w:jc w:val="center"/>
             </w:pPr>
@@ -1255,6 +1078,8 @@
           </w:tcPr>
           <w:p>
             <w:pPr>
+              <w:keepNext/>
+              <w:keepLines/>
               <w:spacing w:after="0"/>
               <w:jc w:val="center"/>
             </w:pPr>
@@ -1351,6 +1176,8 @@
           </w:tcPr>
           <w:p>
             <w:pPr>
+              <w:keepNext/>
+              <w:keepLines/>
               <w:spacing w:after="0"/>
               <w:jc w:val="center"/>
             </w:pPr>
@@ -1370,6 +1197,9 @@
         </w:tc>
       </w:tr>
       <w:tr>
+        <w:trPr>
+          <w:cantSplit/>
+        </w:trPr>
         <w:tc>
           <w:tcPr>
             <w:tcW w:type="dxa" w:w="3600"/>
@@ -1664,8 +1494,30 @@
     </w:p>
     <w:p>
       <w:pPr>
-        <w:spacing w:after="64"/>
+        <w:keepNext/>
+        <w:keepLines/>
+        <w:pBdr>
+          <w:top w:val="single" w:color="000000" w:sz="6" w:space="4"/>
+          <w:left w:val="single" w:color="000000" w:sz="6" w:space="4"/>
+          <w:bottom w:val="single" w:color="000000" w:sz="6" w:space="4"/>
+          <w:right w:val="single" w:color="000000" w:sz="6" w:space="4"/>
+        </w:pBdr>
+        <w:shd w:val="clear" w:color="auto" w:fill="D9D9D9"/>
+        <w:spacing w:before="150" w:after="130"/>
+        <w:ind w:left="0" w:right="1106"/>
       </w:pPr>
+      <w:r>
+        <w:rPr>
+          <w:rFonts w:ascii="Arial" w:cs="Arial" w:eastAsia="Arial" w:hAnsi="Arial"/>
+          <w:b/>
+          <w:bCs/>
+          <w:i w:val="false"/>
+          <w:iCs w:val="false"/>
+          <w:sz w:val="28"/>
+          <w:szCs w:val="28"/>
+        </w:rPr>
+        <w:t xml:space="preserve">PARTIE 2 — Trois mots à ne pas confondre</w:t>
+      </w:r>
     </w:p>
     <w:tbl>
       <w:tblPr>
@@ -1683,6 +1535,9 @@
         <w:gridCol w:w="9360"/>
       </w:tblGrid>
       <w:tr>
+        <w:trPr>
+          <w:cantSplit/>
+        </w:trPr>
         <w:tc>
           <w:tcPr>
             <w:tcW w:type="dxa" w:w="9360"/>
@@ -1692,18 +1547,19 @@
               <w:bottom w:val="single" w:color="000000" w:sz="6"/>
               <w:right w:val="single" w:color="000000" w:sz="6"/>
             </w:tcBorders>
-            <w:shd w:fill="D9D9D9" w:val="clear"/>
-            <w:tcMar>
-              <w:top w:type="dxa" w:w="40"/>
-              <w:left w:type="dxa" w:w="80"/>
-              <w:bottom w:type="dxa" w:w="40"/>
-              <w:right w:type="dxa" w:w="80"/>
-            </w:tcMar>
-            <w:vAlign w:val="center"/>
-          </w:tcPr>
-          <w:p>
-            <w:pPr>
-              <w:spacing w:after="0"/>
+            <w:tcMar>
+              <w:top w:type="dxa" w:w="60"/>
+              <w:left w:type="dxa" w:w="120"/>
+              <w:bottom w:type="dxa" w:w="60"/>
+              <w:right w:type="dxa" w:w="120"/>
+            </w:tcMar>
+            <w:vAlign w:val="center"/>
+          </w:tcPr>
+          <w:p>
+            <w:pPr>
+              <w:keepNext/>
+              <w:keepLines/>
+              <w:spacing w:after="64"/>
             </w:pPr>
             <w:r>
               <w:rPr>
@@ -1712,10 +1568,67 @@
                 <w:bCs/>
                 <w:i w:val="false"/>
                 <w:iCs w:val="false"/>
-                <w:sz w:val="28"/>
-                <w:szCs w:val="28"/>
-              </w:rPr>
-              <w:t xml:space="preserve">PARTIE 2 — Trois mots à ne pas confondre</w:t>
+                <w:sz w:val="26"/>
+                <w:szCs w:val="26"/>
+              </w:rPr>
+              <w:t xml:space="preserve">DÉFINITION — USAGE / UTILITÉ / EXPÉRIENCE UTILISATEUR (UX)</w:t>
+            </w:r>
+          </w:p>
+          <w:p>
+            <w:pPr>
+              <w:keepNext/>
+              <w:keepLines/>
+              <w:spacing w:after="80"/>
+            </w:pPr>
+            <w:r>
+              <w:rPr>
+                <w:rFonts w:ascii="Arial" w:cs="Arial" w:eastAsia="Arial" w:hAnsi="Arial"/>
+                <w:b w:val="false"/>
+                <w:bCs w:val="false"/>
+                <w:i w:val="false"/>
+                <w:iCs w:val="false"/>
+                <w:sz w:val="24"/>
+                <w:szCs w:val="24"/>
+              </w:rPr>
+              <w:t xml:space="preserve">.........................................................................</w:t>
+            </w:r>
+          </w:p>
+          <w:p>
+            <w:pPr>
+              <w:keepNext/>
+              <w:keepLines/>
+              <w:spacing w:after="80"/>
+            </w:pPr>
+            <w:r>
+              <w:rPr>
+                <w:rFonts w:ascii="Arial" w:cs="Arial" w:eastAsia="Arial" w:hAnsi="Arial"/>
+                <w:b w:val="false"/>
+                <w:bCs w:val="false"/>
+                <w:i w:val="false"/>
+                <w:iCs w:val="false"/>
+                <w:sz w:val="24"/>
+                <w:szCs w:val="24"/>
+              </w:rPr>
+              <w:t xml:space="preserve">.........................................................................</w:t>
+            </w:r>
+          </w:p>
+          <w:p>
+            <w:pPr>
+              <w:keepNext/>
+              <w:keepLines/>
+              <w:spacing w:after="80"/>
+            </w:pPr>
+            <w:r>
+              <w:rPr>
+                <w:rFonts w:ascii="Arial" w:cs="Arial" w:eastAsia="Arial" w:hAnsi="Arial"/>
+                <w:b w:val="false"/>
+                <w:bCs w:val="false"/>
+                <w:i w:val="false"/>
+                <w:iCs w:val="false"/>
+                <w:sz w:val="24"/>
+                <w:szCs w:val="24"/>
+              </w:rPr>
+              <w:t xml:space="preserve">.........................................................................</w:t>
             </w:r>
           </w:p>
         </w:tc>
@@ -1723,120 +1636,15 @@
     </w:tbl>
     <w:p>
       <w:pPr>
-        <w:spacing w:after="64"/>
-      </w:pPr>
-    </w:p>
-    <w:tbl>
-      <w:tblPr>
-        <w:tblW w:type="dxa" w:w="9360"/>
-        <w:tblBorders>
-          <w:top w:val="single" w:color="auto" w:sz="4"/>
-          <w:left w:val="single" w:color="auto" w:sz="4"/>
-          <w:bottom w:val="single" w:color="auto" w:sz="4"/>
-          <w:right w:val="single" w:color="auto" w:sz="4"/>
-          <w:insideH w:val="single" w:color="auto" w:sz="4"/>
-          <w:insideV w:val="single" w:color="auto" w:sz="4"/>
-        </w:tblBorders>
-      </w:tblPr>
-      <w:tblGrid>
-        <w:gridCol w:w="9360"/>
-      </w:tblGrid>
-      <w:tr>
-        <w:tc>
-          <w:tcPr>
-            <w:tcW w:type="dxa" w:w="9360"/>
-            <w:tcBorders>
-              <w:top w:val="single" w:color="000000" w:sz="6"/>
-              <w:left w:val="single" w:color="000000" w:sz="6"/>
-              <w:bottom w:val="single" w:color="000000" w:sz="6"/>
-              <w:right w:val="single" w:color="000000" w:sz="6"/>
-            </w:tcBorders>
-            <w:tcMar>
-              <w:top w:type="dxa" w:w="60"/>
-              <w:left w:type="dxa" w:w="120"/>
-              <w:bottom w:type="dxa" w:w="60"/>
-              <w:right w:type="dxa" w:w="120"/>
-            </w:tcMar>
-            <w:vAlign w:val="center"/>
-          </w:tcPr>
-          <w:p>
-            <w:pPr>
-              <w:spacing w:after="64"/>
-            </w:pPr>
-            <w:r>
-              <w:rPr>
-                <w:rFonts w:ascii="Arial" w:cs="Arial" w:eastAsia="Arial" w:hAnsi="Arial"/>
-                <w:b/>
-                <w:bCs/>
-                <w:i w:val="false"/>
-                <w:iCs w:val="false"/>
-                <w:sz w:val="26"/>
-                <w:szCs w:val="26"/>
-              </w:rPr>
-              <w:t xml:space="preserve">DÉFINITION — USAGE / UTILITÉ / EXPÉRIENCE UTILISATEUR (UX)</w:t>
-            </w:r>
-          </w:p>
-          <w:p>
-            <w:pPr>
-              <w:spacing w:after="80"/>
-            </w:pPr>
-            <w:r>
-              <w:rPr>
-                <w:rFonts w:ascii="Arial" w:cs="Arial" w:eastAsia="Arial" w:hAnsi="Arial"/>
-                <w:b w:val="false"/>
-                <w:bCs w:val="false"/>
-                <w:i w:val="false"/>
-                <w:iCs w:val="false"/>
-                <w:sz w:val="24"/>
-                <w:szCs w:val="24"/>
-              </w:rPr>
-              <w:t xml:space="preserve">.........................................................................</w:t>
-            </w:r>
-          </w:p>
-          <w:p>
-            <w:pPr>
-              <w:spacing w:after="80"/>
-            </w:pPr>
-            <w:r>
-              <w:rPr>
-                <w:rFonts w:ascii="Arial" w:cs="Arial" w:eastAsia="Arial" w:hAnsi="Arial"/>
-                <w:b w:val="false"/>
-                <w:bCs w:val="false"/>
-                <w:i w:val="false"/>
-                <w:iCs w:val="false"/>
-                <w:sz w:val="24"/>
-                <w:szCs w:val="24"/>
-              </w:rPr>
-              <w:t xml:space="preserve">.........................................................................</w:t>
-            </w:r>
-          </w:p>
-          <w:p>
-            <w:pPr>
-              <w:spacing w:after="80"/>
-            </w:pPr>
-            <w:r>
-              <w:rPr>
-                <w:rFonts w:ascii="Arial" w:cs="Arial" w:eastAsia="Arial" w:hAnsi="Arial"/>
-                <w:b w:val="false"/>
-                <w:bCs w:val="false"/>
-                <w:i w:val="false"/>
-                <w:iCs w:val="false"/>
-                <w:sz w:val="24"/>
-                <w:szCs w:val="24"/>
-              </w:rPr>
-              <w:t xml:space="preserve">.........................................................................</w:t>
-            </w:r>
-          </w:p>
-        </w:tc>
-      </w:tr>
-    </w:tbl>
-    <w:p>
-      <w:pPr>
+        <w:keepNext/>
+        <w:keepLines/>
         <w:spacing w:after="64"/>
       </w:pPr>
     </w:p>
     <w:p>
       <w:pPr>
+        <w:keepNext/>
+        <w:keepLines/>
         <w:spacing w:after="96"/>
       </w:pPr>
       <w:r>
@@ -1883,6 +1691,9 @@
         <w:gridCol w:w="780"/>
       </w:tblGrid>
       <w:tr>
+        <w:trPr>
+          <w:cantSplit/>
+        </w:trPr>
         <w:tc>
           <w:tcPr>
             <w:tcW w:type="dxa" w:w="7060"/>
@@ -1903,6 +1714,8 @@
           </w:tcPr>
           <w:p>
             <w:pPr>
+              <w:keepNext/>
+              <w:keepLines/>
               <w:spacing w:after="0"/>
             </w:pPr>
             <w:r>
@@ -1939,6 +1752,8 @@
           </w:tcPr>
           <w:p>
             <w:pPr>
+              <w:keepNext/>
+              <w:keepLines/>
               <w:spacing w:after="0"/>
               <w:jc w:val="center"/>
             </w:pPr>
@@ -1976,6 +1791,8 @@
           </w:tcPr>
           <w:p>
             <w:pPr>
+              <w:keepNext/>
+              <w:keepLines/>
               <w:spacing w:after="0"/>
               <w:jc w:val="center"/>
             </w:pPr>
@@ -2013,6 +1830,8 @@
           </w:tcPr>
           <w:p>
             <w:pPr>
+              <w:keepNext/>
+              <w:keepLines/>
               <w:spacing w:after="0"/>
               <w:jc w:val="center"/>
             </w:pPr>
@@ -2032,6 +1851,9 @@
         </w:tc>
       </w:tr>
       <w:tr>
+        <w:trPr>
+          <w:cantSplit/>
+        </w:trPr>
         <w:tc>
           <w:tcPr>
             <w:tcW w:type="dxa" w:w="7060"/>
@@ -2051,6 +1873,8 @@
           </w:tcPr>
           <w:p>
             <w:pPr>
+              <w:keepNext/>
+              <w:keepLines/>
               <w:spacing w:after="0"/>
             </w:pPr>
             <w:r>
@@ -2086,6 +1910,8 @@
           </w:tcPr>
           <w:p>
             <w:pPr>
+              <w:keepNext/>
+              <w:keepLines/>
               <w:spacing w:after="0"/>
               <w:jc w:val="center"/>
             </w:pPr>
@@ -2122,6 +1948,8 @@
           </w:tcPr>
           <w:p>
             <w:pPr>
+              <w:keepNext/>
+              <w:keepLines/>
               <w:spacing w:after="0"/>
               <w:jc w:val="center"/>
             </w:pPr>
@@ -2158,6 +1986,8 @@
           </w:tcPr>
           <w:p>
             <w:pPr>
+              <w:keepNext/>
+              <w:keepLines/>
               <w:spacing w:after="0"/>
               <w:jc w:val="center"/>
             </w:pPr>
@@ -2177,6 +2007,9 @@
         </w:tc>
       </w:tr>
       <w:tr>
+        <w:trPr>
+          <w:cantSplit/>
+        </w:trPr>
         <w:tc>
           <w:tcPr>
             <w:tcW w:type="dxa" w:w="7060"/>
@@ -2196,6 +2029,8 @@
           </w:tcPr>
           <w:p>
             <w:pPr>
+              <w:keepNext/>
+              <w:keepLines/>
               <w:spacing w:after="0"/>
             </w:pPr>
             <w:r>
@@ -2231,6 +2066,8 @@
           </w:tcPr>
           <w:p>
             <w:pPr>
+              <w:keepNext/>
+              <w:keepLines/>
               <w:spacing w:after="0"/>
               <w:jc w:val="center"/>
             </w:pPr>
@@ -2267,6 +2104,8 @@
           </w:tcPr>
           <w:p>
             <w:pPr>
+              <w:keepNext/>
+              <w:keepLines/>
               <w:spacing w:after="0"/>
               <w:jc w:val="center"/>
             </w:pPr>
@@ -2303,6 +2142,8 @@
           </w:tcPr>
           <w:p>
             <w:pPr>
+              <w:keepNext/>
+              <w:keepLines/>
               <w:spacing w:after="0"/>
               <w:jc w:val="center"/>
             </w:pPr>
@@ -2322,6 +2163,9 @@
         </w:tc>
       </w:tr>
       <w:tr>
+        <w:trPr>
+          <w:cantSplit/>
+        </w:trPr>
         <w:tc>
           <w:tcPr>
             <w:tcW w:type="dxa" w:w="7060"/>
@@ -2341,6 +2185,8 @@
           </w:tcPr>
           <w:p>
             <w:pPr>
+              <w:keepNext/>
+              <w:keepLines/>
               <w:spacing w:after="0"/>
             </w:pPr>
             <w:r>
@@ -2376,6 +2222,8 @@
           </w:tcPr>
           <w:p>
             <w:pPr>
+              <w:keepNext/>
+              <w:keepLines/>
               <w:spacing w:after="0"/>
               <w:jc w:val="center"/>
             </w:pPr>
@@ -2412,6 +2260,8 @@
           </w:tcPr>
           <w:p>
             <w:pPr>
+              <w:keepNext/>
+              <w:keepLines/>
               <w:spacing w:after="0"/>
               <w:jc w:val="center"/>
             </w:pPr>
@@ -2448,6 +2298,8 @@
           </w:tcPr>
           <w:p>
             <w:pPr>
+              <w:keepNext/>
+              <w:keepLines/>
               <w:spacing w:after="0"/>
               <w:jc w:val="center"/>
             </w:pPr>
@@ -2467,6 +2319,9 @@
         </w:tc>
       </w:tr>
       <w:tr>
+        <w:trPr>
+          <w:cantSplit/>
+        </w:trPr>
         <w:tc>
           <w:tcPr>
             <w:tcW w:type="dxa" w:w="7060"/>
@@ -2486,6 +2341,8 @@
           </w:tcPr>
           <w:p>
             <w:pPr>
+              <w:keepNext/>
+              <w:keepLines/>
               <w:spacing w:after="0"/>
             </w:pPr>
             <w:r>
@@ -2521,6 +2378,8 @@
           </w:tcPr>
           <w:p>
             <w:pPr>
+              <w:keepNext/>
+              <w:keepLines/>
               <w:spacing w:after="0"/>
               <w:jc w:val="center"/>
             </w:pPr>
@@ -2557,6 +2416,8 @@
           </w:tcPr>
           <w:p>
             <w:pPr>
+              <w:keepNext/>
+              <w:keepLines/>
               <w:spacing w:after="0"/>
               <w:jc w:val="center"/>
             </w:pPr>
@@ -2593,6 +2454,8 @@
           </w:tcPr>
           <w:p>
             <w:pPr>
+              <w:keepNext/>
+              <w:keepLines/>
               <w:spacing w:after="0"/>
               <w:jc w:val="center"/>
             </w:pPr>
@@ -2612,6 +2475,9 @@
         </w:tc>
       </w:tr>
       <w:tr>
+        <w:trPr>
+          <w:cantSplit/>
+        </w:trPr>
         <w:tc>
           <w:tcPr>
             <w:tcW w:type="dxa" w:w="7060"/>
@@ -2631,6 +2497,8 @@
           </w:tcPr>
           <w:p>
             <w:pPr>
+              <w:keepNext/>
+              <w:keepLines/>
               <w:spacing w:after="0"/>
             </w:pPr>
             <w:r>
@@ -2666,6 +2534,8 @@
           </w:tcPr>
           <w:p>
             <w:pPr>
+              <w:keepNext/>
+              <w:keepLines/>
               <w:spacing w:after="0"/>
               <w:jc w:val="center"/>
             </w:pPr>
@@ -2702,6 +2572,8 @@
           </w:tcPr>
           <w:p>
             <w:pPr>
+              <w:keepNext/>
+              <w:keepLines/>
               <w:spacing w:after="0"/>
               <w:jc w:val="center"/>
             </w:pPr>
@@ -2738,6 +2610,8 @@
           </w:tcPr>
           <w:p>
             <w:pPr>
+              <w:keepNext/>
+              <w:keepLines/>
               <w:spacing w:after="0"/>
               <w:jc w:val="center"/>
             </w:pPr>
@@ -2757,6 +2631,9 @@
         </w:tc>
       </w:tr>
       <w:tr>
+        <w:trPr>
+          <w:cantSplit/>
+        </w:trPr>
         <w:tc>
           <w:tcPr>
             <w:tcW w:type="dxa" w:w="7060"/>
@@ -2904,70 +2781,35 @@
     </w:tbl>
     <w:p>
       <w:pPr>
-        <w:spacing w:after="64"/>
+        <w:keepNext/>
+        <w:keepLines/>
+        <w:pBdr>
+          <w:top w:val="single" w:color="000000" w:sz="6" w:space="4"/>
+          <w:left w:val="single" w:color="000000" w:sz="6" w:space="4"/>
+          <w:bottom w:val="single" w:color="000000" w:sz="6" w:space="4"/>
+          <w:right w:val="single" w:color="000000" w:sz="6" w:space="4"/>
+        </w:pBdr>
+        <w:shd w:val="clear" w:color="auto" w:fill="D9D9D9"/>
+        <w:spacing w:before="150" w:after="130"/>
+        <w:ind w:left="0" w:right="1106"/>
       </w:pPr>
-    </w:p>
-    <w:tbl>
-      <w:tblPr>
-        <w:tblW w:type="dxa" w:w="9360"/>
-        <w:tblBorders>
-          <w:top w:val="single" w:color="auto" w:sz="4"/>
-          <w:left w:val="single" w:color="auto" w:sz="4"/>
-          <w:bottom w:val="single" w:color="auto" w:sz="4"/>
-          <w:right w:val="single" w:color="auto" w:sz="4"/>
-          <w:insideH w:val="single" w:color="auto" w:sz="4"/>
-          <w:insideV w:val="single" w:color="auto" w:sz="4"/>
-        </w:tblBorders>
-      </w:tblPr>
-      <w:tblGrid>
-        <w:gridCol w:w="9360"/>
-      </w:tblGrid>
-      <w:tr>
-        <w:tc>
-          <w:tcPr>
-            <w:tcW w:type="dxa" w:w="9360"/>
-            <w:tcBorders>
-              <w:top w:val="single" w:color="000000" w:sz="6"/>
-              <w:left w:val="single" w:color="000000" w:sz="6"/>
-              <w:bottom w:val="single" w:color="000000" w:sz="6"/>
-              <w:right w:val="single" w:color="000000" w:sz="6"/>
-            </w:tcBorders>
-            <w:shd w:fill="D9D9D9" w:val="clear"/>
-            <w:tcMar>
-              <w:top w:type="dxa" w:w="40"/>
-              <w:left w:type="dxa" w:w="80"/>
-              <w:bottom w:type="dxa" w:w="40"/>
-              <w:right w:type="dxa" w:w="80"/>
-            </w:tcMar>
-            <w:vAlign w:val="center"/>
-          </w:tcPr>
-          <w:p>
-            <w:pPr>
-              <w:spacing w:after="0"/>
-            </w:pPr>
-            <w:r>
-              <w:rPr>
-                <w:rFonts w:ascii="Arial" w:cs="Arial" w:eastAsia="Arial" w:hAnsi="Arial"/>
-                <w:b/>
-                <w:bCs/>
-                <w:i w:val="false"/>
-                <w:iCs w:val="false"/>
-                <w:sz w:val="28"/>
-                <w:szCs w:val="28"/>
-              </w:rPr>
-              <w:t xml:space="preserve">PARTIE 3 — Deux écrans, un gagnant  (document projeté au tableau)</w:t>
-            </w:r>
-          </w:p>
-        </w:tc>
-      </w:tr>
-    </w:tbl>
-    <w:p>
-      <w:pPr>
-        <w:spacing w:after="64"/>
-      </w:pPr>
+      <w:r>
+        <w:rPr>
+          <w:rFonts w:ascii="Arial" w:cs="Arial" w:eastAsia="Arial" w:hAnsi="Arial"/>
+          <w:b/>
+          <w:bCs/>
+          <w:i w:val="false"/>
+          <w:iCs w:val="false"/>
+          <w:sz w:val="28"/>
+          <w:szCs w:val="28"/>
+        </w:rPr>
+        <w:t xml:space="preserve">PARTIE 3 — Deux écrans, un gagnant  (document projeté au tableau)</w:t>
+      </w:r>
     </w:p>
     <w:p>
       <w:pPr>
+        <w:keepNext/>
+        <w:keepLines/>
         <w:spacing w:after="96"/>
       </w:pPr>
       <w:r>
@@ -3089,70 +2931,35 @@
     </w:p>
     <w:p>
       <w:pPr>
-        <w:spacing w:after="64"/>
+        <w:keepNext/>
+        <w:keepLines/>
+        <w:pBdr>
+          <w:top w:val="single" w:color="000000" w:sz="6" w:space="4"/>
+          <w:left w:val="single" w:color="000000" w:sz="6" w:space="4"/>
+          <w:bottom w:val="single" w:color="000000" w:sz="6" w:space="4"/>
+          <w:right w:val="single" w:color="000000" w:sz="6" w:space="4"/>
+        </w:pBdr>
+        <w:shd w:val="clear" w:color="auto" w:fill="D9D9D9"/>
+        <w:spacing w:before="150" w:after="130"/>
+        <w:ind w:left="0" w:right="1106"/>
       </w:pPr>
-    </w:p>
-    <w:tbl>
-      <w:tblPr>
-        <w:tblW w:type="dxa" w:w="9360"/>
-        <w:tblBorders>
-          <w:top w:val="single" w:color="auto" w:sz="4"/>
-          <w:left w:val="single" w:color="auto" w:sz="4"/>
-          <w:bottom w:val="single" w:color="auto" w:sz="4"/>
-          <w:right w:val="single" w:color="auto" w:sz="4"/>
-          <w:insideH w:val="single" w:color="auto" w:sz="4"/>
-          <w:insideV w:val="single" w:color="auto" w:sz="4"/>
-        </w:tblBorders>
-      </w:tblPr>
-      <w:tblGrid>
-        <w:gridCol w:w="9360"/>
-      </w:tblGrid>
-      <w:tr>
-        <w:tc>
-          <w:tcPr>
-            <w:tcW w:type="dxa" w:w="9360"/>
-            <w:tcBorders>
-              <w:top w:val="single" w:color="000000" w:sz="6"/>
-              <w:left w:val="single" w:color="000000" w:sz="6"/>
-              <w:bottom w:val="single" w:color="000000" w:sz="6"/>
-              <w:right w:val="single" w:color="000000" w:sz="6"/>
-            </w:tcBorders>
-            <w:shd w:fill="D9D9D9" w:val="clear"/>
-            <w:tcMar>
-              <w:top w:type="dxa" w:w="40"/>
-              <w:left w:type="dxa" w:w="80"/>
-              <w:bottom w:type="dxa" w:w="40"/>
-              <w:right w:type="dxa" w:w="80"/>
-            </w:tcMar>
-            <w:vAlign w:val="center"/>
-          </w:tcPr>
-          <w:p>
-            <w:pPr>
-              <w:spacing w:after="0"/>
-            </w:pPr>
-            <w:r>
-              <w:rPr>
-                <w:rFonts w:ascii="Arial" w:cs="Arial" w:eastAsia="Arial" w:hAnsi="Arial"/>
-                <w:b/>
-                <w:bCs/>
-                <w:i w:val="false"/>
-                <w:iCs w:val="false"/>
-                <w:sz w:val="28"/>
-                <w:szCs w:val="28"/>
-              </w:rPr>
-              <w:t xml:space="preserve">PARTIE 4 — À toi de jouer : j'améliore un objet</w:t>
-            </w:r>
-          </w:p>
-        </w:tc>
-      </w:tr>
-    </w:tbl>
-    <w:p>
-      <w:pPr>
-        <w:spacing w:after="64"/>
-      </w:pPr>
+      <w:r>
+        <w:rPr>
+          <w:rFonts w:ascii="Arial" w:cs="Arial" w:eastAsia="Arial" w:hAnsi="Arial"/>
+          <w:b/>
+          <w:bCs/>
+          <w:i w:val="false"/>
+          <w:iCs w:val="false"/>
+          <w:sz w:val="28"/>
+          <w:szCs w:val="28"/>
+        </w:rPr>
+        <w:t xml:space="preserve">PARTIE 4 — À toi de jouer : j'améliore un objet</w:t>
+      </w:r>
     </w:p>
     <w:p>
       <w:pPr>
+        <w:keepNext/>
+        <w:keepLines/>
         <w:spacing w:after="96"/>
       </w:pPr>
       <w:r>
@@ -3197,6 +3004,7 @@
       </w:tblGrid>
       <w:tr>
         <w:trPr>
+          <w:cantSplit/>
           <w:trHeight w:val="2300" w:hRule="exact"/>
         </w:trPr>
         <w:tc>
@@ -3257,6 +3065,9 @@
         <w:gridCol w:w="9360"/>
       </w:tblGrid>
       <w:tr>
+        <w:trPr>
+          <w:cantSplit/>
+        </w:trPr>
         <w:tc>
           <w:tcPr>
             <w:tcW w:type="dxa" w:w="9360"/>

--- a/public/2026/seq02/FICHE_S2-A06_UX_5eme.docx
+++ b/public/2026/seq02/FICHE_S2-A06_UX_5eme.docx
@@ -1460,7 +1460,7 @@
           <w:sz w:val="24"/>
           <w:szCs w:val="24"/>
         </w:rPr>
-        <w:t xml:space="preserve">Quel objet offre la meilleure expérience ? Pourquoi ? </w:t>
+        <w:t xml:space="preserve">Quel objet offre la meilleure expérience ? Complète : « L'objet … offre la meilleure expérience parce que … » </w:t>
       </w:r>
       <w:r>
         <w:rPr>
@@ -2834,7 +2834,26 @@
           <w:sz w:val="26"/>
           <w:szCs w:val="26"/>
         </w:rPr>
-        <w:t xml:space="preserve">Observe les écrans des distributeurs A et B projetés au tableau. Relève deux différences, puis conclus.</w:t>
+        <w:t xml:space="preserve">Regarde les écrans des distributeurs A et B projetés au tableau, puis écris deux différences.</w:t>
+      </w:r>
+    </w:p>
+    <w:p>
+      <w:pPr>
+        <w:keepNext/>
+        <w:keepLines/>
+        <w:spacing w:after="96"/>
+      </w:pPr>
+      <w:r>
+        <w:rPr>
+          <w:rFonts w:ascii="Arial" w:cs="Arial" w:eastAsia="Arial" w:hAnsi="Arial"/>
+          <w:b w:val="false"/>
+          <w:bCs w:val="false"/>
+          <w:i/>
+          <w:iCs/>
+          <w:sz w:val="24"/>
+          <w:szCs w:val="24"/>
+        </w:rPr>
+        <w:t xml:space="preserve">➤ Coche ensuite le distributeur le plus facile, et complète : « Le distributeur … est plus facile parce que … ».</w:t>
       </w:r>
     </w:p>
     <w:p>

--- a/public/2026/seq02/FICHE_S2-A06_UX_5eme.docx
+++ b/public/2026/seq02/FICHE_S2-A06_UX_5eme.docx
@@ -211,32 +211,6 @@
                 <w:szCs w:val="15"/>
               </w:rPr>
               <w:t xml:space="preserve">ACTIVITÉ N°06</w:t>
-            </w:r>
-          </w:p>
-          <w:p>
-            <w:pPr>
-              <w:spacing w:after="0"/>
-            </w:pPr>
-            <w:r>
-              <w:rPr>
-                <w:rFonts w:ascii="Arial" w:cs="Arial" w:eastAsia="Arial" w:hAnsi="Arial"/>
-                <w:sz w:val="14"/>
-                <w:szCs w:val="14"/>
-              </w:rPr>
-              <w:t xml:space="preserve">NOM : ..............................</w:t>
-            </w:r>
-          </w:p>
-          <w:p>
-            <w:pPr>
-              <w:spacing w:after="0"/>
-            </w:pPr>
-            <w:r>
-              <w:rPr>
-                <w:rFonts w:ascii="Arial" w:cs="Arial" w:eastAsia="Arial" w:hAnsi="Arial"/>
-                <w:sz w:val="14"/>
-                <w:szCs w:val="14"/>
-              </w:rPr>
-              <w:t xml:space="preserve">PRÉNOM : .........................</w:t>
             </w:r>
           </w:p>
         </w:tc>

--- a/public/2026/seq02/FICHE_S2-A06_UX_5eme.docx
+++ b/public/2026/seq02/FICHE_S2-A06_UX_5eme.docx
@@ -1422,7 +1422,7 @@
     </w:p>
     <w:p>
       <w:pPr>
-        <w:spacing w:after="96"/>
+        <w:spacing w:after="230"/>
       </w:pPr>
       <w:r>
         <w:rPr>
@@ -1446,12 +1446,12 @@
           <w:sz w:val="24"/>
           <w:szCs w:val="24"/>
         </w:rPr>
-        <w:t xml:space="preserve">.................................</w:t>
+        <w:t xml:space="preserve">....</w:t>
       </w:r>
     </w:p>
     <w:p>
       <w:pPr>
-        <w:spacing w:after="112"/>
+        <w:spacing w:after="230"/>
       </w:pPr>
       <w:r>
         <w:rPr>
@@ -1463,7 +1463,7 @@
           <w:sz w:val="24"/>
           <w:szCs w:val="24"/>
         </w:rPr>
-        <w:t xml:space="preserve">.............................................................................</w:t>
+        <w:t xml:space="preserve">......................................................................................................................................................</w:t>
       </w:r>
     </w:p>
     <w:p>
@@ -1552,7 +1552,7 @@
             <w:pPr>
               <w:keepNext/>
               <w:keepLines/>
-              <w:spacing w:after="80"/>
+              <w:spacing w:after="230"/>
             </w:pPr>
             <w:r>
               <w:rPr>
@@ -1564,14 +1564,14 @@
                 <w:sz w:val="24"/>
                 <w:szCs w:val="24"/>
               </w:rPr>
-              <w:t xml:space="preserve">.........................................................................</w:t>
-            </w:r>
-          </w:p>
-          <w:p>
-            <w:pPr>
-              <w:keepNext/>
-              <w:keepLines/>
-              <w:spacing w:after="80"/>
+              <w:t xml:space="preserve">......................................................................................................................................................</w:t>
+            </w:r>
+          </w:p>
+          <w:p>
+            <w:pPr>
+              <w:keepNext/>
+              <w:keepLines/>
+              <w:spacing w:after="230"/>
             </w:pPr>
             <w:r>
               <w:rPr>
@@ -1583,14 +1583,14 @@
                 <w:sz w:val="24"/>
                 <w:szCs w:val="24"/>
               </w:rPr>
-              <w:t xml:space="preserve">.........................................................................</w:t>
-            </w:r>
-          </w:p>
-          <w:p>
-            <w:pPr>
-              <w:keepNext/>
-              <w:keepLines/>
-              <w:spacing w:after="80"/>
+              <w:t xml:space="preserve">......................................................................................................................................................</w:t>
+            </w:r>
+          </w:p>
+          <w:p>
+            <w:pPr>
+              <w:keepNext/>
+              <w:keepLines/>
+              <w:spacing w:after="230"/>
             </w:pPr>
             <w:r>
               <w:rPr>
@@ -1602,7 +1602,7 @@
                 <w:sz w:val="24"/>
                 <w:szCs w:val="24"/>
               </w:rPr>
-              <w:t xml:space="preserve">.........................................................................</w:t>
+              <w:t xml:space="preserve">......................................................................................................................................................</w:t>
             </w:r>
           </w:p>
         </w:tc>
@@ -2832,7 +2832,7 @@
     </w:p>
     <w:p>
       <w:pPr>
-        <w:spacing w:after="112"/>
+        <w:spacing w:after="230"/>
       </w:pPr>
       <w:r>
         <w:rPr>
@@ -2844,12 +2844,12 @@
           <w:sz w:val="24"/>
           <w:szCs w:val="24"/>
         </w:rPr>
-        <w:t xml:space="preserve">Différence 1 : ...................................................................</w:t>
+        <w:t xml:space="preserve">Différence 1 : ................................................................................................................................</w:t>
       </w:r>
     </w:p>
     <w:p>
       <w:pPr>
-        <w:spacing w:after="112"/>
+        <w:spacing w:after="230"/>
       </w:pPr>
       <w:r>
         <w:rPr>
@@ -2861,12 +2861,12 @@
           <w:sz w:val="24"/>
           <w:szCs w:val="24"/>
         </w:rPr>
-        <w:t xml:space="preserve">Différence 2 : ...................................................................</w:t>
+        <w:t xml:space="preserve">Différence 2 : ................................................................................................................................</w:t>
       </w:r>
     </w:p>
     <w:p>
       <w:pPr>
-        <w:spacing w:after="112"/>
+        <w:spacing w:after="230"/>
       </w:pPr>
       <w:r>
         <w:rPr>
@@ -2902,12 +2902,12 @@
           <w:sz w:val="24"/>
           <w:szCs w:val="24"/>
         </w:rPr>
-        <w:t xml:space="preserve">   car ...................................</w:t>
+        <w:t xml:space="preserve">   car .........................................................</w:t>
       </w:r>
     </w:p>
     <w:p>
       <w:pPr>
-        <w:spacing w:after="112"/>
+        <w:spacing w:after="230"/>
       </w:pPr>
       <w:r>
         <w:rPr>
@@ -2919,7 +2919,7 @@
           <w:sz w:val="24"/>
           <w:szCs w:val="24"/>
         </w:rPr>
-        <w:t xml:space="preserve">.............................................................................</w:t>
+        <w:t xml:space="preserve">......................................................................................................................................................</w:t>
       </w:r>
     </w:p>
     <w:p>

--- a/public/2026/seq02/FICHE_S2-A06_UX_5eme.docx
+++ b/public/2026/seq02/FICHE_S2-A06_UX_5eme.docx
@@ -345,6 +345,30 @@
         </w:tc>
       </w:tr>
     </w:tbl>
+    <w:p>
+      <w:pPr>
+        <w:keepNext/>
+        <w:spacing w:after="128"/>
+      </w:pPr>
+      <w:r>
+        <w:rPr>
+          <w:rFonts w:ascii="Arial" w:cs="Arial" w:eastAsia="Arial" w:hAnsi="Arial"/>
+          <w:sz w:val="24"/>
+          <w:szCs w:val="24"/>
+          <w:b/>
+          <w:bCs/>
+        </w:rPr>
+        <w:t xml:space="preserve">OBJECTIF — </w:t>
+      </w:r>
+      <w:r>
+        <w:rPr>
+          <w:rFonts w:ascii="Arial" w:cs="Arial" w:eastAsia="Arial" w:hAnsi="Arial"/>
+          <w:sz w:val="24"/>
+          <w:szCs w:val="24"/>
+        </w:rPr>
+        <w:t xml:space="preserve">Tu sauras dire si un objet est agréable à utiliser, et proposer une amélioration.</w:t>
+      </w:r>
+    </w:p>
     <w:p>
       <w:pPr>
         <w:keepNext/>
@@ -1564,7 +1588,7 @@
                 <w:sz w:val="24"/>
                 <w:szCs w:val="24"/>
               </w:rPr>
-              <w:t xml:space="preserve">......................................................................................................................................................</w:t>
+              <w:t xml:space="preserve">...................................................................................................................................</w:t>
             </w:r>
           </w:p>
           <w:p>
@@ -1583,7 +1607,7 @@
                 <w:sz w:val="24"/>
                 <w:szCs w:val="24"/>
               </w:rPr>
-              <w:t xml:space="preserve">......................................................................................................................................................</w:t>
+              <w:t xml:space="preserve">...................................................................................................................................</w:t>
             </w:r>
           </w:p>
           <w:p>
@@ -1602,7 +1626,7 @@
                 <w:sz w:val="24"/>
                 <w:szCs w:val="24"/>
               </w:rPr>
-              <w:t xml:space="preserve">......................................................................................................................................................</w:t>
+              <w:t xml:space="preserve">...................................................................................................................................</w:t>
             </w:r>
           </w:p>
         </w:tc>

--- a/public/2026/seq02/FICHE_S2-A06_UX_5eme.docx
+++ b/public/2026/seq02/FICHE_S2-A06_UX_5eme.docx
@@ -453,6 +453,35 @@
         </w:tc>
       </w:tr>
     </w:tbl>
+    <w:p>
+      <w:pPr>
+        <w:keepNext/>
+        <w:spacing w:before="96" w:after="60"/>
+      </w:pPr>
+      <w:r>
+        <w:rPr>
+          <w:rFonts w:ascii="Arial" w:cs="Arial" w:eastAsia="Arial" w:hAnsi="Arial"/>
+          <w:sz w:val="22"/>
+          <w:szCs w:val="22"/>
+          <w:i/>
+          <w:iCs/>
+        </w:rPr>
+        <w:t xml:space="preserve">D'APRÈS TOI ? Réponds AVANT de commencer, même sans être sûr. Ça ne se note pas.</w:t>
+      </w:r>
+    </w:p>
+    <w:p>
+      <w:pPr>
+        <w:spacing w:after="240"/>
+      </w:pPr>
+      <w:r>
+        <w:rPr>
+          <w:rFonts w:ascii="Arial" w:cs="Arial" w:eastAsia="Arial" w:hAnsi="Arial"/>
+          <w:sz w:val="24"/>
+          <w:szCs w:val="24"/>
+        </w:rPr>
+        <w:t xml:space="preserve">............................................................................................................................................</w:t>
+      </w:r>
+    </w:p>
     <w:p>
       <w:pPr>
         <w:keepNext/>
